--- a/SINOPSIS_TESIS_S2.docx
+++ b/SINOPSIS_TESIS_S2.docx
@@ -11,7 +11,7 @@
         <w:rPr>
           <w:b/>
         </w:rPr>
-        <w:t xml:space="preserve">SINOPSIS TESIS S2</w:t>
+        <w:t xml:space="preserve">SINOPSIS TESIS MAGISTER</w:t>
       </w:r>
     </w:p>
     <w:p>
@@ -25,7 +25,7 @@
         <w:jc w:val="center"/>
       </w:pPr>
       <w:r>
-        <w:t xml:space="preserve">Kajian Biodiversitas Ikan Demersal, Kualitas Sedimen, dan Kontaminasi Mikroplastik sebagai Dasar Keamanan Pangan dalam Distribusi Hasil Perikanan untuk Program Makan Bergizi Gratis (MBG) melalui Sentra Pengolahan Pangan Gabungan (SPPG)</w:t>
+        <w:t xml:space="preserve">Kajian Biodiversitas Ikan Demersal, Karakteristik Sedimen, dan Kontaminasi Mikroplastik di Perairan Fishing Ground Aktif sebagai Landasan Ilmiah Jaminan Keamanan Pangan dalam Distribusi Hasil Perikanan melalui Sentra Pengolahan Pangan Gabungan (SPPG) untuk Mendukung Program Makan Bergizi Gratis (MBG)</w:t>
       </w:r>
     </w:p>
     <w:p>
@@ -46,7 +46,7 @@
         <w:rPr>
           <w:b/>
         </w:rPr>
-        <w:t xml:space="preserve">I. PENDAHULUAN</w:t>
+        <w:t xml:space="preserve">BAB I  PENDAHULUAN</w:t>
       </w:r>
     </w:p>
     <w:p>
@@ -62,27 +62,32 @@
         <w:rPr>
           <w:b/>
         </w:rPr>
-        <w:t xml:space="preserve">1.1 Latar Belakang</w:t>
-      </w:r>
-    </w:p>
-    <w:p>
-      <w:r>
-        <w:t xml:space="preserve">Perairan Indonesia menyimpan kekayaan sumber daya ikan demersal yang sangat besar. Ikan-ikan yang hidup di dasar perairan ini menjadi salah satu sumber protein hewani utama bagi masyarakat pesisir maupun masyarakat luas. Namun, pemanfaatan hasil tangkapan ikan demersal untuk konsumsi publik tidak bisa dilakukan begitu saja tanpa memperhatikan aspek keamanan pangan.</w:t>
-      </w:r>
-    </w:p>
-    <w:p>
-      <w:r>
-        <w:t xml:space="preserve">Dalam beberapa tahun terakhir, pencemaran laut oleh mikroplastik menjadi perhatian serius di kalangan peneliti dan pemerhati lingkungan. Mikroplastik yang masuk ke dalam tubuh ikan melalui rantai makanan berpotensi membahayakan kesehatan manusia ketika ikan tersebut dikonsumsi. Selain itu, kondisi sedimen dan bahan organik di dasar perairan turut mempengaruhi kualitas ikan yang hidup di zona tersebut.</w:t>
-      </w:r>
-    </w:p>
-    <w:p>
-      <w:r>
-        <w:t xml:space="preserve">Pemerintah Indonesia saat ini tengah menjalankan program Makan Bergizi Gratis (MBG) yang bertujuan menyediakan makanan bernutrisi bagi anak-anak sekolah dan kelompok rentan. Salah satu komponen penting dalam program ini adalah penyediaan protein hewani dari hasil perikanan. Sentra Pengolahan Pangan Gabungan (SPPG) berperan sebagai unit yang mengolah dan mendistribusikan bahan pangan, termasuk ikan, untuk mendukung program MBG.</w:t>
-      </w:r>
-    </w:p>
-    <w:p>
-      <w:r>
-        <w:t xml:space="preserve">Permasalahan muncul ketika ikan yang didistribusikan melalui SPPG belum tentu memenuhi standar keamanan pangan, terutama terkait kandungan mikroplastik dan kontaminan lainnya. Oleh karena itu, diperlukan kajian ilmiah yang komprehensif untuk memastikan bahwa ikan demersal yang ditangkap dari fishing ground aktif layak dan aman untuk dikonsumsi sebelum didistribusikan melalui SPPG ke program MBG.</w:t>
+        <w:t xml:space="preserve">1.1  Latar Belakang</w:t>
+      </w:r>
+    </w:p>
+    <w:p>
+      <w:r>
+        <w:t xml:space="preserve">Indonesia memiliki wilayah perairan yang sangat luas dengan potensi sumber daya hayati laut yang melimpah. Di antara berbagai kelompok biota laut, ikan demersal menempati posisi penting karena menjadi salah satu komoditas perikanan tangkap yang banyak dimanfaatkan oleh nelayan tradisional maupun komersial. Ikan-ikan jenis ini hidup dan mencari makan di sekitar dasar perairan, sehingga kondisi lingkungan bentik sangat menentukan keberadaan dan kualitas hidupnya.</w:t>
+      </w:r>
+    </w:p>
+    <w:p>
+      <w:r>
+        <w:t xml:space="preserve">Seiring dengan meningkatnya aktivitas manusia di wilayah pesisir dan laut, permasalahan pencemaran lingkungan perairan semakin mengkhawatirkan. Salah satu bentuk pencemaran yang dewasa ini mendapat perhatian besar dari komunitas ilmiah internasional adalah kontaminasi mikroplastik. Partikel plastik berukuran kurang dari lima milimeter ini telah ditemukan hampir di seluruh ekosistem laut, mulai dari permukaan air hingga sedimen dasar. Mikroplastik dapat terakumulasi dalam tubuh organisme laut melalui proses ingesti, dan berpotensi berpindah ke manusia melalui konsumsi hasil perikanan.</w:t>
+      </w:r>
+    </w:p>
+    <w:p>
+      <w:r>
+        <w:t xml:space="preserve">Di sisi lain, pemerintah Republik Indonesia telah meluncurkan program Makan Bergizi Gratis yang disingkat MBG. Program ini dirancang untuk memenuhi kebutuhan gizi masyarakat, khususnya anak-anak usia sekolah dan kelompok rentan lainnya, melalui penyediaan makanan yang mengandung nilai gizi seimbang. Protein hewani dari ikan menjadi salah satu komponen utama yang diharapkan mampu menunjang kecukupan gizi penerima manfaat program tersebut.</w:t>
+      </w:r>
+    </w:p>
+    <w:p>
+      <w:r>
+        <w:t xml:space="preserve">Untuk mendukung kelancaran distribusi bahan pangan dalam program MBG, pemerintah membentuk Sentra Pengolahan Pangan Gabungan atau yang lazim disebut SPPG. Unit ini bertanggung jawab dalam menerima, mengolah, dan mendistribusikan bahan pangan kepada satuan pendidikan dan pos pelayanan lainnya. Dalam konteks perikanan, SPPG menjadi simpul penting yang menghubungkan hasil tangkapan nelayan dengan kebutuhan konsumsi masyarakat penerima program MBG.</w:t>
+      </w:r>
+    </w:p>
+    <w:p>
+      <w:r>
+        <w:t xml:space="preserve">Persoalan mendasar yang belum terjawab secara tuntas adalah apakah ikan demersal yang ditangkap dari perairan fishing ground aktif benar-benar memenuhi persyaratan keamanan pangan untuk dikonsumsi manusia. Mengingat adanya potensi kontaminasi mikroplastik pada tubuh ikan serta pengaruh kondisi sedimen terhadap kualitas biota, maka diperlukan suatu kajian ilmiah yang mampu memberikan jaminan bahwa hasil perikanan yang disalurkan melalui SPPG ke program MBG adalah aman dan layak konsumsi. Penelitian inilah yang hendak dilakukan dalam rangka penyusunan tesis pada program magister ini.</w:t>
       </w:r>
     </w:p>
     <w:p>
@@ -93,27 +98,32 @@
         <w:rPr>
           <w:b/>
         </w:rPr>
-        <w:t xml:space="preserve">1.2 Rumusan Masalah</w:t>
-      </w:r>
-    </w:p>
-    <w:p>
-      <w:r>
-        <w:t xml:space="preserve">1. Bagaimana komposisi dan biodiversitas ikan demersal pada fishing ground aktif di wilayah penelitian?</w:t>
-      </w:r>
-    </w:p>
-    <w:p>
-      <w:r>
-        <w:t xml:space="preserve">2. Bagaimana kondisi sedimen, bahan organik, dan batimetri pada area penangkapan ikan?</w:t>
-      </w:r>
-    </w:p>
-    <w:p>
-      <w:r>
-        <w:t xml:space="preserve">3. Sejauh mana tingkat kontaminasi mikroplastik pada sedimen dan isi perut ikan demersal?</w:t>
-      </w:r>
-    </w:p>
-    <w:p>
-      <w:r>
-        <w:t xml:space="preserve">4. Bagaimana kelayakan hasil tangkapan ikan demersal dari aspek keamanan pangan untuk didistribusikan melalui SPPG dalam mendukung program MBG?</w:t>
+        <w:t xml:space="preserve">1.2  Rumusan Masalah</w:t>
+      </w:r>
+    </w:p>
+    <w:p>
+      <w:r>
+        <w:t xml:space="preserve">Berdasarkan uraian latar belakang di atas, maka rumusan masalah dalam penelitian ini adalah sebagai berikut:</w:t>
+      </w:r>
+    </w:p>
+    <w:p>
+      <w:r>
+        <w:t xml:space="preserve">1)  Bagaimanakah komposisi jenis dan tingkat keanekaragaman ikan demersal yang terdapat pada fishing ground aktif di lokasi penelitian?</w:t>
+      </w:r>
+    </w:p>
+    <w:p>
+      <w:r>
+        <w:t xml:space="preserve">2)  Bagaimanakah karakteristik sedimen dasar perairan ditinjau dari jenis substrat, kandungan bahan organik, serta profil kedalaman pada area penangkapan?</w:t>
+      </w:r>
+    </w:p>
+    <w:p>
+      <w:r>
+        <w:t xml:space="preserve">3)  Seberapa besar tingkat kontaminasi mikroplastik yang terdapat pada sedimen dasar perairan dan saluran pencernaan ikan demersal di wilayah kajian?</w:t>
+      </w:r>
+    </w:p>
+    <w:p>
+      <w:r>
+        <w:t xml:space="preserve">4)  Bagaimanakah kelayakan hasil tangkapan ikan demersal ditinjau dari aspek keamanan pangan sebagai dasar rekomendasi distribusi melalui SPPG dalam mendukung pelaksanaan program MBG?</w:t>
       </w:r>
     </w:p>
     <w:p>
@@ -124,27 +134,32 @@
         <w:rPr>
           <w:b/>
         </w:rPr>
-        <w:t xml:space="preserve">1.3 Tujuan Penelitian</w:t>
-      </w:r>
-    </w:p>
-    <w:p>
-      <w:r>
-        <w:t xml:space="preserve">1. Mengidentifikasi komposisi jenis dan keanekaragaman ikan demersal pada fishing ground aktif.</w:t>
-      </w:r>
-    </w:p>
-    <w:p>
-      <w:r>
-        <w:t xml:space="preserve">2. Menganalisis karakteristik sedimen, kandungan bahan organik, dan profil batimetri di area penangkapan.</w:t>
-      </w:r>
-    </w:p>
-    <w:p>
-      <w:r>
-        <w:t xml:space="preserve">3. Mengevaluasi tingkat kontaminasi mikroplastik pada sedimen dasar perairan dan saluran pencernaan ikan demersal.</w:t>
-      </w:r>
-    </w:p>
-    <w:p>
-      <w:r>
-        <w:t xml:space="preserve">4. Menyusun rekomendasi keamanan pangan sebagai dasar distribusi hasil perikanan melalui SPPG untuk program MBG.</w:t>
+        <w:t xml:space="preserve">1.3  Tujuan Penelitian</w:t>
+      </w:r>
+    </w:p>
+    <w:p>
+      <w:r>
+        <w:t xml:space="preserve">Penelitian ini dilaksanakan dengan tujuan sebagai berikut:</w:t>
+      </w:r>
+    </w:p>
+    <w:p>
+      <w:r>
+        <w:t xml:space="preserve">1)  Mengidentifikasi dan menganalisis komposisi jenis serta indeks keanekaragaman ikan demersal pada fishing ground aktif.</w:t>
+      </w:r>
+    </w:p>
+    <w:p>
+      <w:r>
+        <w:t xml:space="preserve">2)  Menganalisis karakteristik sedimen yang meliputi tekstur substrat, kandungan bahan organik, dan profil batimetri di area penangkapan ikan.</w:t>
+      </w:r>
+    </w:p>
+    <w:p>
+      <w:r>
+        <w:t xml:space="preserve">3)  Mengevaluasi tingkat kontaminasi mikroplastik baik pada sedimen dasar perairan maupun pada saluran pencernaan ikan demersal yang tertangkap.</w:t>
+      </w:r>
+    </w:p>
+    <w:p>
+      <w:r>
+        <w:t xml:space="preserve">4)  Merumuskan rekomendasi keamanan pangan berbasis bukti ilmiah sebagai acuan bagi SPPG dalam mendistribusikan hasil perikanan untuk program MBG.</w:t>
       </w:r>
     </w:p>
     <w:p>
@@ -155,27 +170,32 @@
         <w:rPr>
           <w:b/>
         </w:rPr>
-        <w:t xml:space="preserve">1.4 Manfaat Penelitian</w:t>
-      </w:r>
-    </w:p>
-    <w:p>
-      <w:r>
-        <w:t xml:space="preserve">- Memberikan data ilmiah tentang kondisi sumber daya ikan demersal dan lingkungan perairannya.</w:t>
-      </w:r>
-    </w:p>
-    <w:p>
-      <w:r>
-        <w:t xml:space="preserve">- Menyediakan informasi tingkat kontaminasi mikroplastik yang dapat digunakan sebagai acuan keamanan pangan.</w:t>
-      </w:r>
-    </w:p>
-    <w:p>
-      <w:r>
-        <w:t xml:space="preserve">- Menjadi dasar ilmiah bagi SPPG dalam menyeleksi dan mendistribusikan hasil perikanan yang aman untuk program MBG.</w:t>
-      </w:r>
-    </w:p>
-    <w:p>
-      <w:r>
-        <w:t xml:space="preserve">- Mendukung kebijakan pemerintah dalam menjamin mutu dan keamanan pangan pada program Makan Bergizi Gratis.</w:t>
+        <w:t xml:space="preserve">1.4  Manfaat Penelitian</w:t>
+      </w:r>
+    </w:p>
+    <w:p>
+      <w:r>
+        <w:t xml:space="preserve">Secara akademis, penelitian ini diharapkan dapat memperkaya khazanah keilmuan di bidang ekologi perairan, biologi perikanan, dan keamanan pangan. Adapun secara praktis, manfaat yang diharapkan meliputi:</w:t>
+      </w:r>
+    </w:p>
+    <w:p>
+      <w:r>
+        <w:t xml:space="preserve">1)  Tersedianya basis data ilmiah mengenai biodiversitas ikan demersal dan kondisi lingkungan bentik pada fishing ground aktif yang dapat dimanfaatkan untuk pengelolaan perikanan berkelanjutan.</w:t>
+      </w:r>
+    </w:p>
+    <w:p>
+      <w:r>
+        <w:t xml:space="preserve">2)  Teridentifikasinya tingkat kontaminasi mikroplastik pada hasil perikanan sehingga dapat menjadi acuan dalam penetapan standar keamanan pangan nasional.</w:t>
+      </w:r>
+    </w:p>
+    <w:p>
+      <w:r>
+        <w:t xml:space="preserve">3)  Tersusunnya rekomendasi berbasis bukti yang dapat digunakan oleh SPPG sebagai pedoman dalam menyeleksi dan menyalurkan hasil perikanan yang terjamin keamanannya bagi penerima manfaat program MBG.</w:t>
+      </w:r>
+    </w:p>
+    <w:p>
+      <w:r>
+        <w:t xml:space="preserve">4)  Terdukungnya kebijakan pemerintah dalam mewujudkan program Makan Bergizi Gratis yang tidak hanya bergizi tinggi tetapi juga aman dari kontaminan berbahaya.</w:t>
       </w:r>
     </w:p>
     <w:p>
@@ -191,7 +211,7 @@
         <w:rPr>
           <w:b/>
         </w:rPr>
-        <w:t xml:space="preserve">II. METODOLOGI PENELITIAN</w:t>
+        <w:t xml:space="preserve">BAB II  METODOLOGI PENELITIAN</w:t>
       </w:r>
     </w:p>
     <w:p>
@@ -207,12 +227,12 @@
         <w:rPr>
           <w:b/>
         </w:rPr>
-        <w:t xml:space="preserve">2.1 Sumber Data dan Objek Penelitian</w:t>
-      </w:r>
-    </w:p>
-    <w:p>
-      <w:r>
-        <w:t xml:space="preserve">Objek penelitian meliputi ikan demersal, biodiversitas, sedimen, bahan organik, batimetri, makroplastik, mikroplastik, dan fishing ground aktif. Data diambil dari hasil tangkapan sondong dan bottom gill net pada Musim Timur dan Musim Peralihan.</w:t>
+        <w:t xml:space="preserve">2.1  Lokasi dan Waktu Penelitian</w:t>
+      </w:r>
+    </w:p>
+    <w:p>
+      <w:r>
+        <w:t xml:space="preserve">Penelitian dilaksanakan pada perairan fishing ground aktif yang secara rutin dimanfaatkan oleh nelayan setempat untuk kegiatan penangkapan ikan demersal. Pengambilan data lapangan dilakukan dalam dua periode waktu yang berbeda, yakni pada Musim Timur dan Musim Peralihan. Pemilihan dua musim ini dimaksudkan untuk memperoleh gambaran yang lebih representatif mengenai variasi kondisi perairan dan komposisi hasil tangkapan sepanjang tahun.</w:t>
       </w:r>
     </w:p>
     <w:p>
@@ -223,64 +243,12 @@
         <w:rPr>
           <w:b/>
         </w:rPr>
-        <w:t xml:space="preserve">2.2 Metode Penelitian</w:t>
-      </w:r>
-    </w:p>
-    <w:p>
-      <w:r>
-        <w:t xml:space="preserve">Penelitian ini menggunakan metode deskriptif eksploratif dengan pendekatan komparatif.</w:t>
-      </w:r>
-    </w:p>
-    <w:p>
-      <w:r>
-        <w:rPr>
-          <w:b/>
-        </w:rPr>
-        <w:t xml:space="preserve">Pengumpulan Data Ikan:</w:t>
-      </w:r>
-    </w:p>
-    <w:p>
-      <w:r>
-        <w:t xml:space="preserve">Data ikan dikumpulkan untuk mengetahui biodiversitas ikan demersal. Setiap jenis ikan yang tertangkap dicatat, dihitung, dan diidentifikasi menggunakan buku panduan identifikasi ikan.</w:t>
-      </w:r>
-    </w:p>
-    <w:p>
-      <w:r>
-        <w:rPr>
-          <w:b/>
-        </w:rPr>
-        <w:t xml:space="preserve">Analisis Sedimen dan Bahan Organik:</w:t>
-      </w:r>
-    </w:p>
-    <w:p>
-      <w:r>
-        <w:t xml:space="preserve">Sedimen diambil untuk mengetahui jenis substrat dasar perairan dan kandungan bahan organiknya. Data ini kemudian dikaitkan dengan profil batimetri untuk membuat peta sebaran fishing ground aktif.</w:t>
-      </w:r>
-    </w:p>
-    <w:p>
-      <w:r>
-        <w:rPr>
-          <w:b/>
-        </w:rPr>
-        <w:t xml:space="preserve">Analisis Makroplastik dan Mikroplastik:</w:t>
-      </w:r>
-    </w:p>
-    <w:p>
-      <w:r>
-        <w:t xml:space="preserve">Sampel makroplastik yang ditemukan di area penelitian dikumpulkan, dihitung, dan dikelompokkan berdasarkan jenis dan ukurannya. Mikroplastik dianalisis pada sampel sedimen dan isi perut ikan untuk melihat potensi dampaknya terhadap keamanan pangan.</w:t>
-      </w:r>
-    </w:p>
-    <w:p>
-      <w:r>
-        <w:rPr>
-          <w:b/>
-        </w:rPr>
-        <w:t xml:space="preserve">Analisis Keamanan Pangan:</w:t>
-      </w:r>
-    </w:p>
-    <w:p>
-      <w:r>
-        <w:t xml:space="preserve">Hasil analisis mikroplastik pada ikan dijadikan dasar untuk menilai kelayakan ikan sebagai bahan pangan. Penilaian ini mengacu pada standar keamanan pangan yang berlaku dan menjadi rekomendasi bagi SPPG dalam mendistribusikan hasil perikanan untuk program MBG.</w:t>
+        <w:t xml:space="preserve">2.2  Objek dan Subjek Penelitian</w:t>
+      </w:r>
+    </w:p>
+    <w:p>
+      <w:r>
+        <w:t xml:space="preserve">Objek utama dalam penelitian ini mencakup ikan demersal hasil tangkapan, sedimen dasar perairan, bahan organik, serta partikel plastik baik dalam skala makro maupun mikro. Alat tangkap yang digunakan untuk pengambilan sampel ikan adalah sondong dan jaring insang dasar (bottom gill net), yang merupakan alat tangkap umum yang dioperasikan oleh nelayan di wilayah kajian.</w:t>
       </w:r>
     </w:p>
     <w:p>
@@ -291,32 +259,105 @@
         <w:rPr>
           <w:b/>
         </w:rPr>
-        <w:t xml:space="preserve">2.3 Analisis Data</w:t>
-      </w:r>
-    </w:p>
-    <w:p>
-      <w:r>
-        <w:t xml:space="preserve">- Indeks keanekaragaman Shannon-Wiener untuk biodiversitas ikan.</w:t>
-      </w:r>
-    </w:p>
-    <w:p>
-      <w:r>
-        <w:t xml:space="preserve">- Analisis granulometri untuk karakterisasi sedimen.</w:t>
-      </w:r>
-    </w:p>
-    <w:p>
-      <w:r>
-        <w:t xml:space="preserve">- Identifikasi dan kuantifikasi mikroplastik menggunakan mikroskop dan FTIR.</w:t>
-      </w:r>
-    </w:p>
-    <w:p>
-      <w:r>
-        <w:t xml:space="preserve">- Analisis deskriptif komparatif antara musim tangkap.</w:t>
-      </w:r>
-    </w:p>
-    <w:p>
-      <w:r>
-        <w:t xml:space="preserve">- Pemetaan fishing ground menggunakan data batimetri dan sebaran ikan.</w:t>
+        <w:t xml:space="preserve">2.3  Pendekatan dan Metode Penelitian</w:t>
+      </w:r>
+    </w:p>
+    <w:p>
+      <w:r>
+        <w:t xml:space="preserve">Penelitian ini mengadopsi pendekatan deskriptif eksploratif dengan desain komparatif. Pendekatan ini dipilih karena penelitian bertujuan menggambarkan kondisi faktual di lapangan sekaligus membandingkan hasil pengamatan antara dua musim yang berbeda. Metode pengumpulan dan analisis data dirinci sebagai berikut.</w:t>
+      </w:r>
+    </w:p>
+    <w:p>
+      <w:r>
+        <w:rPr>
+          <w:b/>
+        </w:rPr>
+        <w:t xml:space="preserve">a.  Pengumpulan Data Biodiversitas Ikan Demersal</w:t>
+      </w:r>
+    </w:p>
+    <w:p>
+      <w:r>
+        <w:t xml:space="preserve">Seluruh ikan demersal yang tertangkap pada setiap operasi penangkapan dicatat jenis, jumlah individu, dan karakteristik morfologisnya. Identifikasi spesies dilakukan dengan mengacu pada literatur taksonomi ikan yang berlaku secara internasional. Data yang diperoleh selanjutnya diolah untuk menghitung indeks keanekaragaman, indeks keseragaman, dan indeks dominansi.</w:t>
+      </w:r>
+    </w:p>
+    <w:p>
+      <w:r>
+        <w:rPr>
+          <w:b/>
+        </w:rPr>
+        <w:t xml:space="preserve">b.  Pengambilan dan Analisis Sampel Sedimen</w:t>
+      </w:r>
+    </w:p>
+    <w:p>
+      <w:r>
+        <w:t xml:space="preserve">Sampel sedimen dasar perairan diambil menggunakan grab sampler pada titik-titik yang mewakili fishing ground aktif. Analisis yang dilakukan terhadap sampel sedimen meliputi penentuan tekstur atau granulometri untuk mengetahui komposisi ukuran butir, serta analisis kandungan bahan organik total. Hasil analisis sedimen kemudian diintegrasikan dengan data kedalaman perairan untuk menyusun peta karakteristik habitat bentik.</w:t>
+      </w:r>
+    </w:p>
+    <w:p>
+      <w:r>
+        <w:rPr>
+          <w:b/>
+        </w:rPr>
+        <w:t xml:space="preserve">c.  Survei Makroplastik dan Analisis Mikroplastik</w:t>
+      </w:r>
+    </w:p>
+    <w:p>
+      <w:r>
+        <w:t xml:space="preserve">Keberadaan sampah plastik berukuran besar atau makroplastik di area penelitian didokumentasikan melalui pengamatan langsung dan pengumpulan sampel. Untuk analisis mikroplastik, sampel diambil dari dua matriks yaitu sedimen dasar perairan dan isi saluran pencernaan ikan demersal. Ekstraksi mikroplastik dilakukan menggunakan metode pemisahan densitas, dan identifikasi jenis polimer dilakukan menggunakan spektroskopi inframerah transformasi Fourier atau FTIR.</w:t>
+      </w:r>
+    </w:p>
+    <w:p>
+      <w:r>
+        <w:rPr>
+          <w:b/>
+        </w:rPr>
+        <w:t xml:space="preserve">d.  Penilaian Keamanan Pangan</w:t>
+      </w:r>
+    </w:p>
+    <w:p>
+      <w:r>
+        <w:t xml:space="preserve">Hasil kuantifikasi mikroplastik pada jaringan tubuh ikan dievaluasi terhadap standar dan regulasi keamanan pangan yang berlaku, baik yang ditetapkan oleh Badan Pengawas Obat dan Makanan maupun standar nasional Indonesia yang relevan. Penilaian ini menjadi dasar dalam menyusun rekomendasi kelayakan ikan sebagai bahan pangan yang akan didistribusikan melalui SPPG.</w:t>
+      </w:r>
+    </w:p>
+    <w:p>
+      <w:pPr>
+        <w:pStyle w:val="Heading2"/>
+      </w:pPr>
+      <w:r>
+        <w:rPr>
+          <w:b/>
+        </w:rPr>
+        <w:t xml:space="preserve">2.4  Teknik Analisis Data</w:t>
+      </w:r>
+    </w:p>
+    <w:p>
+      <w:r>
+        <w:t xml:space="preserve">Data yang telah dikumpulkan dianalisis menggunakan beberapa pendekatan statistik dan metode ilmiah, antara lain:</w:t>
+      </w:r>
+    </w:p>
+    <w:p>
+      <w:r>
+        <w:t xml:space="preserve">1)  Perhitungan indeks keanekaragaman Shannon-Wiener, indeks keseragaman Pielou, dan indeks dominansi Simpson untuk menggambarkan struktur komunitas ikan demersal.</w:t>
+      </w:r>
+    </w:p>
+    <w:p>
+      <w:r>
+        <w:t xml:space="preserve">2)  Analisis granulometri dengan metode ayakan bertingkat dan pipet untuk klasifikasi tekstur sedimen.</w:t>
+      </w:r>
+    </w:p>
+    <w:p>
+      <w:r>
+        <w:t xml:space="preserve">3)  Kuantifikasi dan karakterisasi mikroplastik berdasarkan bentuk, warna, ukuran, dan jenis polimer.</w:t>
+      </w:r>
+    </w:p>
+    <w:p>
+      <w:r>
+        <w:t xml:space="preserve">4)  Analisis komparatif untuk membandingkan parameter antar musim penangkapan.</w:t>
+      </w:r>
+    </w:p>
+    <w:p>
+      <w:r>
+        <w:t xml:space="preserve">5)  Pemetaan spasial fishing ground aktif dengan mengintegrasikan data batimetri, sebaran ikan, dan karakteristik sedimen.</w:t>
       </w:r>
     </w:p>
     <w:p>
@@ -332,7 +373,7 @@
         <w:rPr>
           <w:b/>
         </w:rPr>
-        <w:t xml:space="preserve">III. INPUT DAN OUTPUT PENELITIAN</w:t>
+        <w:t xml:space="preserve">BAB III  INPUT DAN OUTPUT PENELITIAN</w:t>
       </w:r>
     </w:p>
     <w:p>
@@ -348,7 +389,12 @@
         <w:rPr>
           <w:b/>
         </w:rPr>
-        <w:t xml:space="preserve">3.1 Input Penelitian</w:t>
+        <w:t xml:space="preserve">3.1  Input Penelitian</w:t>
+      </w:r>
+    </w:p>
+    <w:p>
+      <w:r>
+        <w:t xml:space="preserve">Berikut adalah komponen data dan material yang menjadi masukan dalam pelaksanaan penelitian ini:</w:t>
       </w:r>
     </w:p>
     <w:p>
@@ -358,7 +404,6 @@
     </w:p>
     <w:tbl>
       <w:tblPr>
-        <w:tblStyle w:val="TableGrid"/>
         <w:tblW w:w="9000" w:type="dxa"/>
         <w:tblBorders>
           <w:top w:val="single" w:sz="4" w:space="0" w:color="000000"/>
@@ -384,7 +429,7 @@
               <w:rPr>
                 <w:b/>
               </w:rPr>
-              <w:t xml:space="preserve">No</w:t>
+              <w:t xml:space="preserve">No.</w:t>
             </w:r>
           </w:p>
         </w:tc>
@@ -410,7 +455,7 @@
               <w:rPr>
                 <w:b/>
               </w:rPr>
-              <w:t xml:space="preserve">Keterangan</w:t>
+              <w:t xml:space="preserve">Deskripsi</w:t>
             </w:r>
           </w:p>
         </w:tc>
@@ -432,17 +477,17 @@
           </w:tcPr>
           <w:p>
             <w:r>
-              <w:t xml:space="preserve">Data tangkapan ikan demersal</w:t>
-            </w:r>
-          </w:p>
-        </w:tc>
-        <w:tc>
-          <w:tcPr>
-            <w:tcW w:w="3000" w:type="dxa"/>
-          </w:tcPr>
-          <w:p>
-            <w:r>
-              <w:t xml:space="preserve">Hasil tangkapan sondong dan bottom gill net pada Musim Timur dan Musim Peralihan</w:t>
+              <w:t xml:space="preserve">Hasil tangkapan ikan demersal</w:t>
+            </w:r>
+          </w:p>
+        </w:tc>
+        <w:tc>
+          <w:tcPr>
+            <w:tcW w:w="3000" w:type="dxa"/>
+          </w:tcPr>
+          <w:p>
+            <w:r>
+              <w:t xml:space="preserve">Spesimen ikan yang diperoleh dari operasi penangkapan menggunakan sondong dan bottom gill net pada dua musim berbeda</w:t>
             </w:r>
           </w:p>
         </w:tc>
@@ -474,7 +519,7 @@
           </w:tcPr>
           <w:p>
             <w:r>
-              <w:t xml:space="preserve">Diambil dari titik-titik fishing ground aktif</w:t>
+              <w:t xml:space="preserve">Material substrat yang diambil dari titik-titik sampling pada fishing ground aktif menggunakan grab sampler</w:t>
             </w:r>
           </w:p>
         </w:tc>
@@ -496,17 +541,17 @@
           </w:tcPr>
           <w:p>
             <w:r>
-              <w:t xml:space="preserve">Data batimetri</w:t>
-            </w:r>
-          </w:p>
-        </w:tc>
-        <w:tc>
-          <w:tcPr>
-            <w:tcW w:w="3000" w:type="dxa"/>
-          </w:tcPr>
-          <w:p>
-            <w:r>
-              <w:t xml:space="preserve">Kedalaman perairan pada area penangkapan</w:t>
+              <w:t xml:space="preserve">Data kedalaman perairan</w:t>
+            </w:r>
+          </w:p>
+        </w:tc>
+        <w:tc>
+          <w:tcPr>
+            <w:tcW w:w="3000" w:type="dxa"/>
+          </w:tcPr>
+          <w:p>
+            <w:r>
+              <w:t xml:space="preserve">Informasi batimetri yang diperoleh melalui pengukuran langsung di lapangan pada setiap stasiun pengamatan</w:t>
             </w:r>
           </w:p>
         </w:tc>
@@ -538,7 +583,7 @@
           </w:tcPr>
           <w:p>
             <w:r>
-              <w:t xml:space="preserve">Kandungan organik dalam sedimen</w:t>
+              <w:t xml:space="preserve">Fraksi organik yang terkandung dalam sedimen dasar perairan di area penangkapan</w:t>
             </w:r>
           </w:p>
         </w:tc>
@@ -570,7 +615,7 @@
           </w:tcPr>
           <w:p>
             <w:r>
-              <w:t xml:space="preserve">Sampah plastik makro di area penelitian</w:t>
+              <w:t xml:space="preserve">Material plastik berukuran besar yang ditemukan di perairan dan dasar laut area penelitian</w:t>
             </w:r>
           </w:p>
         </w:tc>
@@ -602,7 +647,7 @@
           </w:tcPr>
           <w:p>
             <w:r>
-              <w:t xml:space="preserve">Dari sedimen dan isi perut ikan demersal</w:t>
+              <w:t xml:space="preserve">Partikel plastik berukuran kurang dari lima milimeter yang diekstraksi dari sedimen dan saluran pencernaan ikan</w:t>
             </w:r>
           </w:p>
         </w:tc>
@@ -624,17 +669,17 @@
           </w:tcPr>
           <w:p>
             <w:r>
-              <w:t xml:space="preserve">Data musim penangkapan</w:t>
-            </w:r>
-          </w:p>
-        </w:tc>
-        <w:tc>
-          <w:tcPr>
-            <w:tcW w:w="3000" w:type="dxa"/>
-          </w:tcPr>
-          <w:p>
-            <w:r>
-              <w:t xml:space="preserve">Perbandingan Musim Timur dan Musim Peralihan</w:t>
+              <w:t xml:space="preserve">Data kondisi musim</w:t>
+            </w:r>
+          </w:p>
+        </w:tc>
+        <w:tc>
+          <w:tcPr>
+            <w:tcW w:w="3000" w:type="dxa"/>
+          </w:tcPr>
+          <w:p>
+            <w:r>
+              <w:t xml:space="preserve">Parameter oseanografi dan meteorologi pada Musim Timur dan Musim Peralihan sebagai variabel pembanding</w:t>
             </w:r>
           </w:p>
         </w:tc>
@@ -656,17 +701,17 @@
           </w:tcPr>
           <w:p>
             <w:r>
-              <w:t xml:space="preserve">Standar keamanan pangan</w:t>
-            </w:r>
-          </w:p>
-        </w:tc>
-        <w:tc>
-          <w:tcPr>
-            <w:tcW w:w="3000" w:type="dxa"/>
-          </w:tcPr>
-          <w:p>
-            <w:r>
-              <w:t xml:space="preserve">Regulasi BPOM dan SNI terkait kontaminan pada produk perikanan</w:t>
+              <w:t xml:space="preserve">Regulasi keamanan pangan</w:t>
+            </w:r>
+          </w:p>
+        </w:tc>
+        <w:tc>
+          <w:tcPr>
+            <w:tcW w:w="3000" w:type="dxa"/>
+          </w:tcPr>
+          <w:p>
+            <w:r>
+              <w:t xml:space="preserve">Peraturan BPOM, Standar Nasional Indonesia, dan rujukan internasional terkait batas aman kontaminan pada produk perikanan</w:t>
             </w:r>
           </w:p>
         </w:tc>
@@ -685,7 +730,12 @@
         <w:rPr>
           <w:b/>
         </w:rPr>
-        <w:t xml:space="preserve">3.2 Output Penelitian</w:t>
+        <w:t xml:space="preserve">3.2  Output Penelitian</w:t>
+      </w:r>
+    </w:p>
+    <w:p>
+      <w:r>
+        <w:t xml:space="preserve">Adapun luaran yang diharapkan dari pelaksanaan penelitian ini adalah sebagai berikut:</w:t>
       </w:r>
     </w:p>
     <w:p>
@@ -695,7 +745,6 @@
     </w:p>
     <w:tbl>
       <w:tblPr>
-        <w:tblStyle w:val="TableGrid"/>
         <w:tblW w:w="9000" w:type="dxa"/>
         <w:tblBorders>
           <w:top w:val="single" w:sz="4" w:space="0" w:color="000000"/>
@@ -721,7 +770,7 @@
               <w:rPr>
                 <w:b/>
               </w:rPr>
-              <w:t xml:space="preserve">No</w:t>
+              <w:t xml:space="preserve">No.</w:t>
             </w:r>
           </w:p>
         </w:tc>
@@ -747,7 +796,7 @@
               <w:rPr>
                 <w:b/>
               </w:rPr>
-              <w:t xml:space="preserve">Keterangan</w:t>
+              <w:t xml:space="preserve">Deskripsi</w:t>
             </w:r>
           </w:p>
         </w:tc>
@@ -769,17 +818,17 @@
           </w:tcPr>
           <w:p>
             <w:r>
-              <w:t xml:space="preserve">Daftar jenis dan indeks biodiversitas ikan demersal</w:t>
-            </w:r>
-          </w:p>
-        </w:tc>
-        <w:tc>
-          <w:tcPr>
-            <w:tcW w:w="3000" w:type="dxa"/>
-          </w:tcPr>
-          <w:p>
-            <w:r>
-              <w:t xml:space="preserve">Komposisi spesies beserta nilai keanekaragaman</w:t>
+              <w:t xml:space="preserve">Inventarisasi biodiversitas ikan demersal</w:t>
+            </w:r>
+          </w:p>
+        </w:tc>
+        <w:tc>
+          <w:tcPr>
+            <w:tcW w:w="3000" w:type="dxa"/>
+          </w:tcPr>
+          <w:p>
+            <w:r>
+              <w:t xml:space="preserve">Daftar spesies lengkap beserta nilai indeks keanekaragaman, keseragaman, dan dominansi pada masing-masing musim</w:t>
             </w:r>
           </w:p>
         </w:tc>
@@ -811,7 +860,7 @@
           </w:tcPr>
           <w:p>
             <w:r>
-              <w:t xml:space="preserve">Berdasarkan data batimetri dan kepadatan ikan</w:t>
+              <w:t xml:space="preserve">Peta tematik yang menunjukkan lokasi konsentrasi ikan demersal berdasarkan integrasi data tangkapan, batimetri, dan sedimen</w:t>
             </w:r>
           </w:p>
         </w:tc>
@@ -833,17 +882,17 @@
           </w:tcPr>
           <w:p>
             <w:r>
-              <w:t xml:space="preserve">Profil sedimen dan bahan organik</w:t>
-            </w:r>
-          </w:p>
-        </w:tc>
-        <w:tc>
-          <w:tcPr>
-            <w:tcW w:w="3000" w:type="dxa"/>
-          </w:tcPr>
-          <w:p>
-            <w:r>
-              <w:t xml:space="preserve">Karakteristik substrat dasar di area penangkapan</w:t>
+              <w:t xml:space="preserve">Profil karakteristik sedimen</w:t>
+            </w:r>
+          </w:p>
+        </w:tc>
+        <w:tc>
+          <w:tcPr>
+            <w:tcW w:w="3000" w:type="dxa"/>
+          </w:tcPr>
+          <w:p>
+            <w:r>
+              <w:t xml:space="preserve">Deskripsi tekstur substrat dan kandungan bahan organik pada setiap stasiun pengamatan</w:t>
             </w:r>
           </w:p>
         </w:tc>
@@ -865,17 +914,17 @@
           </w:tcPr>
           <w:p>
             <w:r>
-              <w:t xml:space="preserve">Tingkat kontaminasi mikroplastik</w:t>
-            </w:r>
-          </w:p>
-        </w:tc>
-        <w:tc>
-          <w:tcPr>
-            <w:tcW w:w="3000" w:type="dxa"/>
-          </w:tcPr>
-          <w:p>
-            <w:r>
-              <w:t xml:space="preserve">Pada sedimen dan isi perut ikan</w:t>
+              <w:t xml:space="preserve">Status kontaminasi mikroplastik</w:t>
+            </w:r>
+          </w:p>
+        </w:tc>
+        <w:tc>
+          <w:tcPr>
+            <w:tcW w:w="3000" w:type="dxa"/>
+          </w:tcPr>
+          <w:p>
+            <w:r>
+              <w:t xml:space="preserve">Data kuantitatif dan kualitatif mengenai kelimpahan, bentuk, dan jenis polimer mikroplastik pada sedimen dan ikan</w:t>
             </w:r>
           </w:p>
         </w:tc>
@@ -907,7 +956,7 @@
           </w:tcPr>
           <w:p>
             <w:r>
-              <w:t xml:space="preserve">Status aman atau tidaknya ikan untuk dikonsumsi</w:t>
+              <w:t xml:space="preserve">Hasil evaluasi tingkat kontaminasi terhadap ambang batas yang ditetapkan dalam regulasi keamanan pangan</w:t>
             </w:r>
           </w:p>
         </w:tc>
@@ -929,17 +978,17 @@
           </w:tcPr>
           <w:p>
             <w:r>
-              <w:t xml:space="preserve">Rekomendasi distribusi hasil perikanan untuk SPPG</w:t>
-            </w:r>
-          </w:p>
-        </w:tc>
-        <w:tc>
-          <w:tcPr>
-            <w:tcW w:w="3000" w:type="dxa"/>
-          </w:tcPr>
-          <w:p>
-            <w:r>
-              <w:t xml:space="preserve">Panduan bagi SPPG dalam memilih ikan yang layak untuk program MBG</w:t>
+              <w:t xml:space="preserve">Rekomendasi distribusi untuk SPPG</w:t>
+            </w:r>
+          </w:p>
+        </w:tc>
+        <w:tc>
+          <w:tcPr>
+            <w:tcW w:w="3000" w:type="dxa"/>
+          </w:tcPr>
+          <w:p>
+            <w:r>
+              <w:t xml:space="preserve">Dokumen pedoman ilmiah bagi SPPG dalam menyeleksi hasil perikanan yang layak didistribusikan untuk program MBG</w:t>
             </w:r>
           </w:p>
         </w:tc>
@@ -961,17 +1010,17 @@
           </w:tcPr>
           <w:p>
             <w:r>
-              <w:t xml:space="preserve">Rekomendasi mitigasi pencemaran</w:t>
-            </w:r>
-          </w:p>
-        </w:tc>
-        <w:tc>
-          <w:tcPr>
-            <w:tcW w:w="3000" w:type="dxa"/>
-          </w:tcPr>
-          <w:p>
-            <w:r>
-              <w:t xml:space="preserve">Langkah-langkah mengurangi dampak mikroplastik terhadap hasil perikanan</w:t>
+              <w:t xml:space="preserve">Strategi mitigasi pencemaran</w:t>
+            </w:r>
+          </w:p>
+        </w:tc>
+        <w:tc>
+          <w:tcPr>
+            <w:tcW w:w="3000" w:type="dxa"/>
+          </w:tcPr>
+          <w:p>
+            <w:r>
+              <w:t xml:space="preserve">Rumusan langkah-langkah pengendalian dan pengurangan dampak kontaminasi plastik terhadap hasil perikanan</w:t>
             </w:r>
           </w:p>
         </w:tc>
@@ -990,7 +1039,18 @@
         <w:rPr>
           <w:b/>
         </w:rPr>
-        <w:t xml:space="preserve">IV. KERANGKA PIKIR: KEAMANAN PANGAN UNTUK DISTRIBUSI HASIL PERIKANAN KE SPPG (PROGRAM MBG)</w:t>
+        <w:t xml:space="preserve">BAB IV  KERANGKA PIKIR</w:t>
+      </w:r>
+    </w:p>
+    <w:p>
+      <w:pPr>
+        <w:pStyle w:val="Heading2"/>
+      </w:pPr>
+      <w:r>
+        <w:rPr>
+          <w:b/>
+        </w:rPr>
+        <w:t xml:space="preserve">Keamanan Pangan sebagai Dasar Distribusi Hasil Perikanan ke SPPG untuk Program MBG</w:t>
       </w:r>
     </w:p>
     <w:p>
@@ -1006,87 +1066,125 @@
         <w:rPr>
           <w:b/>
         </w:rPr>
-        <w:t xml:space="preserve">4.1 Alur Distribusi yang Diusulkan</w:t>
-      </w:r>
-    </w:p>
-    <w:p>
-      <w:r>
-        <w:t xml:space="preserve">Fishing Ground Aktif</w:t>
-      </w:r>
-    </w:p>
-    <w:p>
-      <w:r>
-        <w:t xml:space="preserve">        |</w:t>
-      </w:r>
-    </w:p>
-    <w:p>
-      <w:r>
-        <w:t xml:space="preserve">        v</w:t>
-      </w:r>
-    </w:p>
-    <w:p>
-      <w:r>
-        <w:t xml:space="preserve">Penangkapan Ikan Demersal (Sondong dan Bottom Gill Net)</w:t>
-      </w:r>
-    </w:p>
-    <w:p>
-      <w:r>
-        <w:t xml:space="preserve">        |</w:t>
-      </w:r>
-    </w:p>
-    <w:p>
-      <w:r>
-        <w:t xml:space="preserve">        v</w:t>
-      </w:r>
-    </w:p>
-    <w:p>
-      <w:r>
-        <w:t xml:space="preserve">Uji Kualitas dan Keamanan Pangan (Analisis Mikroplastik, Kontaminan, Kesegaran)</w:t>
-      </w:r>
-    </w:p>
-    <w:p>
-      <w:r>
-        <w:t xml:space="preserve">        |</w:t>
-      </w:r>
-    </w:p>
-    <w:p>
-      <w:r>
-        <w:t xml:space="preserve">        v</w:t>
-      </w:r>
-    </w:p>
-    <w:p>
-      <w:r>
-        <w:t xml:space="preserve">[LAYAK] -----&gt; SPPG (Sentra Pengolahan Pangan Gabungan)</w:t>
-      </w:r>
-    </w:p>
-    <w:p>
-      <w:r>
-        <w:t xml:space="preserve">                        |</w:t>
-      </w:r>
-    </w:p>
-    <w:p>
-      <w:r>
-        <w:t xml:space="preserve">                        v</w:t>
-      </w:r>
-    </w:p>
-    <w:p>
-      <w:r>
-        <w:t xml:space="preserve">                Pengolahan dan Pengemasan</w:t>
-      </w:r>
-    </w:p>
-    <w:p>
-      <w:r>
-        <w:t xml:space="preserve">                        |</w:t>
-      </w:r>
-    </w:p>
-    <w:p>
-      <w:r>
-        <w:t xml:space="preserve">                        v</w:t>
-      </w:r>
-    </w:p>
-    <w:p>
-      <w:r>
-        <w:t xml:space="preserve">                Distribusi ke Program MBG (Sekolah dan Kelompok Sasaran)</w:t>
+        <w:t xml:space="preserve">4.1  Landasan Pemikiran</w:t>
+      </w:r>
+    </w:p>
+    <w:p>
+      <w:r>
+        <w:t xml:space="preserve">Keberhasilan program Makan Bergizi Gratis tidak semata-mata ditentukan oleh tercukupinya jumlah kalori dan nutrisi, melainkan juga oleh terjaminnya keamanan bahan pangan yang disajikan. Dalam konteks penyediaan protein hewani dari sektor perikanan, perlu dipastikan bahwa ikan yang didistribusikan kepada penerima manfaat tidak mengandung kontaminan yang dapat membahayakan kesehatan. Penelitian ini dibangun di atas pemikiran bahwa data ilmiah mengenai kondisi lingkungan perairan dan tingkat kontaminasi pada ikan harus menjadi dasar pengambilan keputusan dalam rantai distribusi pangan.</w:t>
+      </w:r>
+    </w:p>
+    <w:p>
+      <w:pPr>
+        <w:pStyle w:val="Heading2"/>
+      </w:pPr>
+      <w:r>
+        <w:rPr>
+          <w:b/>
+        </w:rPr>
+        <w:t xml:space="preserve">4.2  Alur Distribusi Berbasis Jaminan Keamanan Pangan</w:t>
+      </w:r>
+    </w:p>
+    <w:p>
+      <w:r>
+        <w:t xml:space="preserve">Berdasarkan kerangka pemikiran tersebut, alur distribusi hasil perikanan yang diusulkan dalam penelitian ini terdiri atas tahapan-tahapan berikut:</w:t>
+      </w:r>
+    </w:p>
+    <w:p>
+      <w:r>
+        <w:t xml:space="preserve">Tahap Pertama: Penangkapan ikan demersal dilakukan di fishing ground aktif yang telah dipetakan dan dikaji kondisi lingkungannya.</w:t>
+      </w:r>
+    </w:p>
+    <w:p>
+      <w:r>
+        <w:t xml:space="preserve">Tahap Kedua: Hasil tangkapan menjalani serangkaian uji keamanan pangan yang meliputi pemeriksaan kontaminasi mikroplastik, evaluasi kesegaran organoleptik, dan verifikasi terhadap standar mutu yang berlaku.</w:t>
+      </w:r>
+    </w:p>
+    <w:p>
+      <w:r>
+        <w:t xml:space="preserve">Tahap Ketiga: Ikan yang dinyatakan memenuhi seluruh persyaratan keamanan pangan diteruskan ke SPPG untuk diproses lebih lanjut.</w:t>
+      </w:r>
+    </w:p>
+    <w:p>
+      <w:r>
+        <w:t xml:space="preserve">Tahap Keempat: SPPG melakukan pengolahan, pengemasan, dan pendistribusian produk perikanan kepada satuan pendidikan dan pos pelayanan dalam kerangka program MBG.</w:t>
+      </w:r>
+    </w:p>
+    <w:p>
+      <w:r>
+        <w:t xml:space="preserve">Tahap Kelima: Ikan yang tidak memenuhi standar keamanan pangan dialihkan pemanfaatannya ke sektor non-pangan atau dikembalikan dengan catatan evaluasi.</w:t>
+      </w:r>
+    </w:p>
+    <w:p>
+      <w:pPr>
+        <w:pStyle w:val="Heading2"/>
+      </w:pPr>
+      <w:r>
+        <w:rPr>
+          <w:b/>
+        </w:rPr>
+        <w:t xml:space="preserve">4.3  Parameter Keamanan Pangan untuk Seleksi Distribusi</w:t>
+      </w:r>
+    </w:p>
+    <w:p>
+      <w:r>
+        <w:t xml:space="preserve">Kriteria yang digunakan sebagai dasar penilaian kelayakan distribusi meliputi:</w:t>
+      </w:r>
+    </w:p>
+    <w:p>
+      <w:r>
+        <w:t xml:space="preserve">1)  Jumlah dan jenis partikel mikroplastik yang terdeteksi pada jaringan tubuh ikan tidak melampaui ambang batas yang ditetapkan oleh otoritas keamanan pangan.</w:t>
+      </w:r>
+    </w:p>
+    <w:p>
+      <w:r>
+        <w:t xml:space="preserve">2)  Fishing ground tempat ikan ditangkap tidak menunjukkan indikasi pencemaran berat berdasarkan hasil analisis sedimen dan bahan organik.</w:t>
+      </w:r>
+    </w:p>
+    <w:p>
+      <w:r>
+        <w:t xml:space="preserve">3)  Kondisi organoleptik ikan pada saat penerimaan di SPPG memenuhi persyaratan kesegaran sesuai standar yang berlaku.</w:t>
+      </w:r>
+    </w:p>
+    <w:p>
+      <w:r>
+        <w:t xml:space="preserve">4)  Tidak terdeteksi adanya kontaminan kimia berbahaya lainnya yang melebihi kadar maksimum yang diizinkan.</w:t>
+      </w:r>
+    </w:p>
+    <w:p>
+      <w:pPr>
+        <w:pStyle w:val="Heading2"/>
+      </w:pPr>
+      <w:r>
+        <w:rPr>
+          <w:b/>
+        </w:rPr>
+        <w:t xml:space="preserve">4.4  Kedudukan SPPG dalam Rantai Jaminan Keamanan Pangan</w:t>
+      </w:r>
+    </w:p>
+    <w:p>
+      <w:r>
+        <w:t xml:space="preserve">Dalam kerangka penelitian ini, SPPG diposisikan sebagai institusi yang memiliki kewenangan dan tanggung jawab untuk menjamin bahwa setiap produk perikanan yang memasuki rantai distribusi program MBG telah melalui proses verifikasi keamanan pangan. Dengan tersedianya data ilmiah dari penelitian ini, SPPG dapat menjalankan fungsinya secara lebih efektif melalui:</w:t>
+      </w:r>
+    </w:p>
+    <w:p>
+      <w:r>
+        <w:t xml:space="preserve">1)  Penetapan daftar fishing ground yang hasil tangkapannya memenuhi syarat untuk masuk ke program MBG berdasarkan kajian lingkungan perairan.</w:t>
+      </w:r>
+    </w:p>
+    <w:p>
+      <w:r>
+        <w:t xml:space="preserve">2)  Penerapan protokol penerimaan bahan baku ikan yang mencantumkan batas toleransi kontaminasi mikroplastik.</w:t>
+      </w:r>
+    </w:p>
+    <w:p>
+      <w:r>
+        <w:t xml:space="preserve">3)  Penyusunan kalender pengadaan yang mempertimbangkan musim tangkap dengan kualitas hasil perikanan terbaik.</w:t>
+      </w:r>
+    </w:p>
+    <w:p>
+      <w:r>
+        <w:t xml:space="preserve">4)  Pemberian sertifikasi kelayakan pangan pada setiap lot produk yang akan didistribusikan kepada penerima manfaat.</w:t>
       </w:r>
     </w:p>
     <w:p>
@@ -1095,8 +1193,14 @@
       </w:pPr>
     </w:p>
     <w:p>
-      <w:r>
-        <w:t xml:space="preserve">[TIDAK LAYAK] --&gt; Ditolak / Dialihkan ke penggunaan non-pangan</w:t>
+      <w:pPr>
+        <w:pStyle w:val="Heading1"/>
+      </w:pPr>
+      <w:r>
+        <w:rPr>
+          <w:b/>
+        </w:rPr>
+        <w:t xml:space="preserve">BAB V  RENCANA JADWAL PELAKSANAAN PENELITIAN</w:t>
       </w:r>
     </w:p>
     <w:p>
@@ -1105,86 +1209,8 @@
       </w:pPr>
     </w:p>
     <w:p>
-      <w:pPr>
-        <w:pStyle w:val="Heading2"/>
-      </w:pPr>
-      <w:r>
-        <w:rPr>
-          <w:b/>
-        </w:rPr>
-        <w:t xml:space="preserve">4.2 Kriteria Keamanan Pangan untuk Distribusi ke SPPG</w:t>
-      </w:r>
-    </w:p>
-    <w:p>
-      <w:r>
-        <w:t xml:space="preserve">1. Kandungan mikroplastik pada isi perut dan daging ikan berada di bawah ambang batas yang ditetapkan.</w:t>
-      </w:r>
-    </w:p>
-    <w:p>
-      <w:r>
-        <w:t xml:space="preserve">2. Kondisi fishing ground tidak tercemar berat berdasarkan analisis sedimen dan bahan organik.</w:t>
-      </w:r>
-    </w:p>
-    <w:p>
-      <w:r>
-        <w:t xml:space="preserve">3. Kesegaran ikan memenuhi standar organoleptik yang berlaku.</w:t>
-      </w:r>
-    </w:p>
-    <w:p>
-      <w:r>
-        <w:t xml:space="preserve">4. Tidak mengandung kontaminan berbahaya lainnya yang melebihi batas aman konsumsi.</w:t>
-      </w:r>
-    </w:p>
-    <w:p>
-      <w:pPr>
-        <w:pStyle w:val="Heading2"/>
-      </w:pPr>
-      <w:r>
-        <w:rPr>
-          <w:b/>
-        </w:rPr>
-        <w:t xml:space="preserve">4.3 Peran SPPG dalam Program MBG</w:t>
-      </w:r>
-    </w:p>
-    <w:p>
-      <w:r>
-        <w:t xml:space="preserve">SPPG berfungsi sebagai garda terdepan dalam menjamin mutu pangan yang akan didistribusikan melalui program MBG. Dengan adanya data ilmiah dari penelitian ini, SPPG dapat:</w:t>
-      </w:r>
-    </w:p>
-    <w:p>
-      <w:r>
-        <w:t xml:space="preserve">- Menentukan fishing ground mana yang hasil tangkapannya layak digunakan untuk program MBG.</w:t>
-      </w:r>
-    </w:p>
-    <w:p>
-      <w:r>
-        <w:t xml:space="preserve">- Menetapkan standar penerimaan bahan baku ikan berdasarkan tingkat kontaminasi mikroplastik.</w:t>
-      </w:r>
-    </w:p>
-    <w:p>
-      <w:r>
-        <w:t xml:space="preserve">- Menyusun jadwal pengadaan ikan berdasarkan musim tangkap yang menghasilkan ikan dengan kualitas terbaik.</w:t>
-      </w:r>
-    </w:p>
-    <w:p>
-      <w:r>
-        <w:t xml:space="preserve">- Memberikan jaminan keamanan pangan kepada masyarakat penerima manfaat program MBG.</w:t>
-      </w:r>
-    </w:p>
-    <w:p>
-      <w:pPr>
-        <w:spacing w:after="0"/>
-      </w:pPr>
-    </w:p>
-    <w:p>
-      <w:pPr>
-        <w:pStyle w:val="Heading1"/>
-      </w:pPr>
-      <w:r>
-        <w:rPr>
-          <w:b/>
-        </w:rPr>
-        <w:t xml:space="preserve">V. RENCANA JADWAL PENELITIAN</w:t>
+      <w:r>
+        <w:t xml:space="preserve">Pelaksanaan penelitian direncanakan berlangsung selama sepuluh bulan dengan rincian kegiatan sebagai berikut:</w:t>
       </w:r>
     </w:p>
     <w:p>
@@ -1194,7 +1220,6 @@
     </w:p>
     <w:tbl>
       <w:tblPr>
-        <w:tblStyle w:val="TableGrid"/>
         <w:tblW w:w="9000" w:type="dxa"/>
         <w:tblBorders>
           <w:top w:val="single" w:sz="4" w:space="0" w:color="000000"/>
@@ -1300,161 +1325,223 @@
           </w:tcPr>
           <w:p>
             <w:r>
-              <w:t xml:space="preserve">Persiapan dan survei awal</w:t>
-            </w:r>
-          </w:p>
-        </w:tc>
-        <w:tc>
-          <w:tcPr>
-            <w:tcW w:w="1500" w:type="dxa"/>
-          </w:tcPr>
-          <w:p>
-            <w:r>
-              <w:t xml:space="preserve">X</w:t>
-            </w:r>
-          </w:p>
-        </w:tc>
-        <w:tc>
-          <w:tcPr>
-            <w:tcW w:w="1500" w:type="dxa"/>
-          </w:tcPr>
-          <w:p>
-            <w:r>
-              <w:t xml:space="preserve"/>
-            </w:r>
-          </w:p>
-        </w:tc>
-        <w:tc>
-          <w:tcPr>
-            <w:tcW w:w="1500" w:type="dxa"/>
-          </w:tcPr>
-          <w:p>
-            <w:r>
-              <w:t xml:space="preserve"/>
-            </w:r>
-          </w:p>
-        </w:tc>
-        <w:tc>
-          <w:tcPr>
-            <w:tcW w:w="1500" w:type="dxa"/>
-          </w:tcPr>
-          <w:p>
-            <w:r>
-              <w:t xml:space="preserve"/>
-            </w:r>
-          </w:p>
-        </w:tc>
-        <w:tc>
-          <w:tcPr>
-            <w:tcW w:w="1500" w:type="dxa"/>
-          </w:tcPr>
-          <w:p>
-            <w:r>
-              <w:t xml:space="preserve"/>
-            </w:r>
-          </w:p>
-        </w:tc>
-      </w:tr>
-      <w:tr>
-        <w:tc>
-          <w:tcPr>
-            <w:tcW w:w="1500" w:type="dxa"/>
-          </w:tcPr>
-          <w:p>
-            <w:r>
-              <w:t xml:space="preserve">Pengambilan data Musim Timur</w:t>
-            </w:r>
-          </w:p>
-        </w:tc>
-        <w:tc>
-          <w:tcPr>
-            <w:tcW w:w="1500" w:type="dxa"/>
-          </w:tcPr>
-          <w:p>
-            <w:r>
-              <w:t xml:space="preserve"/>
-            </w:r>
-          </w:p>
-        </w:tc>
-        <w:tc>
-          <w:tcPr>
-            <w:tcW w:w="1500" w:type="dxa"/>
-          </w:tcPr>
-          <w:p>
-            <w:r>
-              <w:t xml:space="preserve">X</w:t>
-            </w:r>
-          </w:p>
-        </w:tc>
-        <w:tc>
-          <w:tcPr>
-            <w:tcW w:w="1500" w:type="dxa"/>
-          </w:tcPr>
-          <w:p>
-            <w:r>
-              <w:t xml:space="preserve"/>
-            </w:r>
-          </w:p>
-        </w:tc>
-        <w:tc>
-          <w:tcPr>
-            <w:tcW w:w="1500" w:type="dxa"/>
-          </w:tcPr>
-          <w:p>
-            <w:r>
-              <w:t xml:space="preserve"/>
-            </w:r>
-          </w:p>
-        </w:tc>
-        <w:tc>
-          <w:tcPr>
-            <w:tcW w:w="1500" w:type="dxa"/>
-          </w:tcPr>
-          <w:p>
-            <w:r>
-              <w:t xml:space="preserve"/>
-            </w:r>
-          </w:p>
-        </w:tc>
-      </w:tr>
-      <w:tr>
-        <w:tc>
-          <w:tcPr>
-            <w:tcW w:w="1500" w:type="dxa"/>
-          </w:tcPr>
-          <w:p>
-            <w:r>
-              <w:t xml:space="preserve">Pengambilan data Musim Peralihan</w:t>
-            </w:r>
-          </w:p>
-        </w:tc>
-        <w:tc>
-          <w:tcPr>
-            <w:tcW w:w="1500" w:type="dxa"/>
-          </w:tcPr>
-          <w:p>
-            <w:r>
-              <w:t xml:space="preserve"/>
-            </w:r>
-          </w:p>
-        </w:tc>
-        <w:tc>
-          <w:tcPr>
-            <w:tcW w:w="1500" w:type="dxa"/>
-          </w:tcPr>
-          <w:p>
-            <w:r>
-              <w:t xml:space="preserve"/>
-            </w:r>
-          </w:p>
-        </w:tc>
-        <w:tc>
-          <w:tcPr>
-            <w:tcW w:w="1500" w:type="dxa"/>
-          </w:tcPr>
-          <w:p>
-            <w:r>
-              <w:t xml:space="preserve">X</w:t>
+              <w:t xml:space="preserve">Penyusunan proposal dan persiapan alat</w:t>
+            </w:r>
+          </w:p>
+        </w:tc>
+        <w:tc>
+          <w:tcPr>
+            <w:tcW w:w="1500" w:type="dxa"/>
+          </w:tcPr>
+          <w:p>
+            <w:r>
+              <w:t xml:space="preserve">V</w:t>
+            </w:r>
+          </w:p>
+        </w:tc>
+        <w:tc>
+          <w:tcPr>
+            <w:tcW w:w="1500" w:type="dxa"/>
+          </w:tcPr>
+          <w:p>
+            <w:r>
+              <w:t xml:space="preserve"/>
+            </w:r>
+          </w:p>
+        </w:tc>
+        <w:tc>
+          <w:tcPr>
+            <w:tcW w:w="1500" w:type="dxa"/>
+          </w:tcPr>
+          <w:p>
+            <w:r>
+              <w:t xml:space="preserve"/>
+            </w:r>
+          </w:p>
+        </w:tc>
+        <w:tc>
+          <w:tcPr>
+            <w:tcW w:w="1500" w:type="dxa"/>
+          </w:tcPr>
+          <w:p>
+            <w:r>
+              <w:t xml:space="preserve"/>
+            </w:r>
+          </w:p>
+        </w:tc>
+        <w:tc>
+          <w:tcPr>
+            <w:tcW w:w="1500" w:type="dxa"/>
+          </w:tcPr>
+          <w:p>
+            <w:r>
+              <w:t xml:space="preserve"/>
+            </w:r>
+          </w:p>
+        </w:tc>
+      </w:tr>
+      <w:tr>
+        <w:tc>
+          <w:tcPr>
+            <w:tcW w:w="1500" w:type="dxa"/>
+          </w:tcPr>
+          <w:p>
+            <w:r>
+              <w:t xml:space="preserve">Survei pendahuluan dan penentuan stasiun</w:t>
+            </w:r>
+          </w:p>
+        </w:tc>
+        <w:tc>
+          <w:tcPr>
+            <w:tcW w:w="1500" w:type="dxa"/>
+          </w:tcPr>
+          <w:p>
+            <w:r>
+              <w:t xml:space="preserve">V</w:t>
+            </w:r>
+          </w:p>
+        </w:tc>
+        <w:tc>
+          <w:tcPr>
+            <w:tcW w:w="1500" w:type="dxa"/>
+          </w:tcPr>
+          <w:p>
+            <w:r>
+              <w:t xml:space="preserve"/>
+            </w:r>
+          </w:p>
+        </w:tc>
+        <w:tc>
+          <w:tcPr>
+            <w:tcW w:w="1500" w:type="dxa"/>
+          </w:tcPr>
+          <w:p>
+            <w:r>
+              <w:t xml:space="preserve"/>
+            </w:r>
+          </w:p>
+        </w:tc>
+        <w:tc>
+          <w:tcPr>
+            <w:tcW w:w="1500" w:type="dxa"/>
+          </w:tcPr>
+          <w:p>
+            <w:r>
+              <w:t xml:space="preserve"/>
+            </w:r>
+          </w:p>
+        </w:tc>
+        <w:tc>
+          <w:tcPr>
+            <w:tcW w:w="1500" w:type="dxa"/>
+          </w:tcPr>
+          <w:p>
+            <w:r>
+              <w:t xml:space="preserve"/>
+            </w:r>
+          </w:p>
+        </w:tc>
+      </w:tr>
+      <w:tr>
+        <w:tc>
+          <w:tcPr>
+            <w:tcW w:w="1500" w:type="dxa"/>
+          </w:tcPr>
+          <w:p>
+            <w:r>
+              <w:t xml:space="preserve">Pengambilan data lapangan Musim Timur</w:t>
+            </w:r>
+          </w:p>
+        </w:tc>
+        <w:tc>
+          <w:tcPr>
+            <w:tcW w:w="1500" w:type="dxa"/>
+          </w:tcPr>
+          <w:p>
+            <w:r>
+              <w:t xml:space="preserve"/>
+            </w:r>
+          </w:p>
+        </w:tc>
+        <w:tc>
+          <w:tcPr>
+            <w:tcW w:w="1500" w:type="dxa"/>
+          </w:tcPr>
+          <w:p>
+            <w:r>
+              <w:t xml:space="preserve">V</w:t>
+            </w:r>
+          </w:p>
+        </w:tc>
+        <w:tc>
+          <w:tcPr>
+            <w:tcW w:w="1500" w:type="dxa"/>
+          </w:tcPr>
+          <w:p>
+            <w:r>
+              <w:t xml:space="preserve"/>
+            </w:r>
+          </w:p>
+        </w:tc>
+        <w:tc>
+          <w:tcPr>
+            <w:tcW w:w="1500" w:type="dxa"/>
+          </w:tcPr>
+          <w:p>
+            <w:r>
+              <w:t xml:space="preserve"/>
+            </w:r>
+          </w:p>
+        </w:tc>
+        <w:tc>
+          <w:tcPr>
+            <w:tcW w:w="1500" w:type="dxa"/>
+          </w:tcPr>
+          <w:p>
+            <w:r>
+              <w:t xml:space="preserve"/>
+            </w:r>
+          </w:p>
+        </w:tc>
+      </w:tr>
+      <w:tr>
+        <w:tc>
+          <w:tcPr>
+            <w:tcW w:w="1500" w:type="dxa"/>
+          </w:tcPr>
+          <w:p>
+            <w:r>
+              <w:t xml:space="preserve">Pengambilan data lapangan Musim Peralihan</w:t>
+            </w:r>
+          </w:p>
+        </w:tc>
+        <w:tc>
+          <w:tcPr>
+            <w:tcW w:w="1500" w:type="dxa"/>
+          </w:tcPr>
+          <w:p>
+            <w:r>
+              <w:t xml:space="preserve"/>
+            </w:r>
+          </w:p>
+        </w:tc>
+        <w:tc>
+          <w:tcPr>
+            <w:tcW w:w="1500" w:type="dxa"/>
+          </w:tcPr>
+          <w:p>
+            <w:r>
+              <w:t xml:space="preserve"/>
+            </w:r>
+          </w:p>
+        </w:tc>
+        <w:tc>
+          <w:tcPr>
+            <w:tcW w:w="1500" w:type="dxa"/>
+          </w:tcPr>
+          <w:p>
+            <w:r>
+              <w:t xml:space="preserve">V</w:t>
             </w:r>
           </w:p>
         </w:tc>
@@ -1516,151 +1603,213 @@
           </w:tcPr>
           <w:p>
             <w:r>
-              <w:t xml:space="preserve">X</w:t>
-            </w:r>
-          </w:p>
-        </w:tc>
-        <w:tc>
-          <w:tcPr>
-            <w:tcW w:w="1500" w:type="dxa"/>
-          </w:tcPr>
-          <w:p>
-            <w:r>
-              <w:t xml:space="preserve">X</w:t>
-            </w:r>
-          </w:p>
-        </w:tc>
-        <w:tc>
-          <w:tcPr>
-            <w:tcW w:w="1500" w:type="dxa"/>
-          </w:tcPr>
-          <w:p>
-            <w:r>
-              <w:t xml:space="preserve"/>
-            </w:r>
-          </w:p>
-        </w:tc>
-      </w:tr>
-      <w:tr>
-        <w:tc>
-          <w:tcPr>
-            <w:tcW w:w="1500" w:type="dxa"/>
-          </w:tcPr>
-          <w:p>
-            <w:r>
-              <w:t xml:space="preserve">Pengolahan data dan analisis</w:t>
-            </w:r>
-          </w:p>
-        </w:tc>
-        <w:tc>
-          <w:tcPr>
-            <w:tcW w:w="1500" w:type="dxa"/>
-          </w:tcPr>
-          <w:p>
-            <w:r>
-              <w:t xml:space="preserve"/>
-            </w:r>
-          </w:p>
-        </w:tc>
-        <w:tc>
-          <w:tcPr>
-            <w:tcW w:w="1500" w:type="dxa"/>
-          </w:tcPr>
-          <w:p>
-            <w:r>
-              <w:t xml:space="preserve"/>
-            </w:r>
-          </w:p>
-        </w:tc>
-        <w:tc>
-          <w:tcPr>
-            <w:tcW w:w="1500" w:type="dxa"/>
-          </w:tcPr>
-          <w:p>
-            <w:r>
-              <w:t xml:space="preserve"/>
-            </w:r>
-          </w:p>
-        </w:tc>
-        <w:tc>
-          <w:tcPr>
-            <w:tcW w:w="1500" w:type="dxa"/>
-          </w:tcPr>
-          <w:p>
-            <w:r>
-              <w:t xml:space="preserve">X</w:t>
-            </w:r>
-          </w:p>
-        </w:tc>
-        <w:tc>
-          <w:tcPr>
-            <w:tcW w:w="1500" w:type="dxa"/>
-          </w:tcPr>
-          <w:p>
-            <w:r>
-              <w:t xml:space="preserve">X</w:t>
-            </w:r>
-          </w:p>
-        </w:tc>
-      </w:tr>
-      <w:tr>
-        <w:tc>
-          <w:tcPr>
-            <w:tcW w:w="1500" w:type="dxa"/>
-          </w:tcPr>
-          <w:p>
-            <w:r>
-              <w:t xml:space="preserve">Penulisan tesis</w:t>
-            </w:r>
-          </w:p>
-        </w:tc>
-        <w:tc>
-          <w:tcPr>
-            <w:tcW w:w="1500" w:type="dxa"/>
-          </w:tcPr>
-          <w:p>
-            <w:r>
-              <w:t xml:space="preserve"/>
-            </w:r>
-          </w:p>
-        </w:tc>
-        <w:tc>
-          <w:tcPr>
-            <w:tcW w:w="1500" w:type="dxa"/>
-          </w:tcPr>
-          <w:p>
-            <w:r>
-              <w:t xml:space="preserve"/>
-            </w:r>
-          </w:p>
-        </w:tc>
-        <w:tc>
-          <w:tcPr>
-            <w:tcW w:w="1500" w:type="dxa"/>
-          </w:tcPr>
-          <w:p>
-            <w:r>
-              <w:t xml:space="preserve"/>
-            </w:r>
-          </w:p>
-        </w:tc>
-        <w:tc>
-          <w:tcPr>
-            <w:tcW w:w="1500" w:type="dxa"/>
-          </w:tcPr>
-          <w:p>
-            <w:r>
-              <w:t xml:space="preserve"/>
-            </w:r>
-          </w:p>
-        </w:tc>
-        <w:tc>
-          <w:tcPr>
-            <w:tcW w:w="1500" w:type="dxa"/>
-          </w:tcPr>
-          <w:p>
-            <w:r>
-              <w:t xml:space="preserve">X</w:t>
+              <w:t xml:space="preserve">V</w:t>
+            </w:r>
+          </w:p>
+        </w:tc>
+        <w:tc>
+          <w:tcPr>
+            <w:tcW w:w="1500" w:type="dxa"/>
+          </w:tcPr>
+          <w:p>
+            <w:r>
+              <w:t xml:space="preserve">V</w:t>
+            </w:r>
+          </w:p>
+        </w:tc>
+        <w:tc>
+          <w:tcPr>
+            <w:tcW w:w="1500" w:type="dxa"/>
+          </w:tcPr>
+          <w:p>
+            <w:r>
+              <w:t xml:space="preserve"/>
+            </w:r>
+          </w:p>
+        </w:tc>
+      </w:tr>
+      <w:tr>
+        <w:tc>
+          <w:tcPr>
+            <w:tcW w:w="1500" w:type="dxa"/>
+          </w:tcPr>
+          <w:p>
+            <w:r>
+              <w:t xml:space="preserve">Pengolahan dan analisis data</w:t>
+            </w:r>
+          </w:p>
+        </w:tc>
+        <w:tc>
+          <w:tcPr>
+            <w:tcW w:w="1500" w:type="dxa"/>
+          </w:tcPr>
+          <w:p>
+            <w:r>
+              <w:t xml:space="preserve"/>
+            </w:r>
+          </w:p>
+        </w:tc>
+        <w:tc>
+          <w:tcPr>
+            <w:tcW w:w="1500" w:type="dxa"/>
+          </w:tcPr>
+          <w:p>
+            <w:r>
+              <w:t xml:space="preserve"/>
+            </w:r>
+          </w:p>
+        </w:tc>
+        <w:tc>
+          <w:tcPr>
+            <w:tcW w:w="1500" w:type="dxa"/>
+          </w:tcPr>
+          <w:p>
+            <w:r>
+              <w:t xml:space="preserve"/>
+            </w:r>
+          </w:p>
+        </w:tc>
+        <w:tc>
+          <w:tcPr>
+            <w:tcW w:w="1500" w:type="dxa"/>
+          </w:tcPr>
+          <w:p>
+            <w:r>
+              <w:t xml:space="preserve">V</w:t>
+            </w:r>
+          </w:p>
+        </w:tc>
+        <w:tc>
+          <w:tcPr>
+            <w:tcW w:w="1500" w:type="dxa"/>
+          </w:tcPr>
+          <w:p>
+            <w:r>
+              <w:t xml:space="preserve">V</w:t>
+            </w:r>
+          </w:p>
+        </w:tc>
+      </w:tr>
+      <w:tr>
+        <w:tc>
+          <w:tcPr>
+            <w:tcW w:w="1500" w:type="dxa"/>
+          </w:tcPr>
+          <w:p>
+            <w:r>
+              <w:t xml:space="preserve">Penulisan dan penyusunan naskah tesis</w:t>
+            </w:r>
+          </w:p>
+        </w:tc>
+        <w:tc>
+          <w:tcPr>
+            <w:tcW w:w="1500" w:type="dxa"/>
+          </w:tcPr>
+          <w:p>
+            <w:r>
+              <w:t xml:space="preserve"/>
+            </w:r>
+          </w:p>
+        </w:tc>
+        <w:tc>
+          <w:tcPr>
+            <w:tcW w:w="1500" w:type="dxa"/>
+          </w:tcPr>
+          <w:p>
+            <w:r>
+              <w:t xml:space="preserve"/>
+            </w:r>
+          </w:p>
+        </w:tc>
+        <w:tc>
+          <w:tcPr>
+            <w:tcW w:w="1500" w:type="dxa"/>
+          </w:tcPr>
+          <w:p>
+            <w:r>
+              <w:t xml:space="preserve"/>
+            </w:r>
+          </w:p>
+        </w:tc>
+        <w:tc>
+          <w:tcPr>
+            <w:tcW w:w="1500" w:type="dxa"/>
+          </w:tcPr>
+          <w:p>
+            <w:r>
+              <w:t xml:space="preserve">V</w:t>
+            </w:r>
+          </w:p>
+        </w:tc>
+        <w:tc>
+          <w:tcPr>
+            <w:tcW w:w="1500" w:type="dxa"/>
+          </w:tcPr>
+          <w:p>
+            <w:r>
+              <w:t xml:space="preserve">V</w:t>
+            </w:r>
+          </w:p>
+        </w:tc>
+      </w:tr>
+      <w:tr>
+        <w:tc>
+          <w:tcPr>
+            <w:tcW w:w="1500" w:type="dxa"/>
+          </w:tcPr>
+          <w:p>
+            <w:r>
+              <w:t xml:space="preserve">Seminar hasil dan ujian tesis</w:t>
+            </w:r>
+          </w:p>
+        </w:tc>
+        <w:tc>
+          <w:tcPr>
+            <w:tcW w:w="1500" w:type="dxa"/>
+          </w:tcPr>
+          <w:p>
+            <w:r>
+              <w:t xml:space="preserve"/>
+            </w:r>
+          </w:p>
+        </w:tc>
+        <w:tc>
+          <w:tcPr>
+            <w:tcW w:w="1500" w:type="dxa"/>
+          </w:tcPr>
+          <w:p>
+            <w:r>
+              <w:t xml:space="preserve"/>
+            </w:r>
+          </w:p>
+        </w:tc>
+        <w:tc>
+          <w:tcPr>
+            <w:tcW w:w="1500" w:type="dxa"/>
+          </w:tcPr>
+          <w:p>
+            <w:r>
+              <w:t xml:space="preserve"/>
+            </w:r>
+          </w:p>
+        </w:tc>
+        <w:tc>
+          <w:tcPr>
+            <w:tcW w:w="1500" w:type="dxa"/>
+          </w:tcPr>
+          <w:p>
+            <w:r>
+              <w:t xml:space="preserve"/>
+            </w:r>
+          </w:p>
+        </w:tc>
+        <w:tc>
+          <w:tcPr>
+            <w:tcW w:w="1500" w:type="dxa"/>
+          </w:tcPr>
+          <w:p>
+            <w:r>
+              <w:t xml:space="preserve">V</w:t>
             </w:r>
           </w:p>
         </w:tc>
@@ -1679,7 +1828,7 @@
         <w:rPr>
           <w:b/>
         </w:rPr>
-        <w:t xml:space="preserve">VI. DAFTAR PUSTAKA</w:t>
+        <w:t xml:space="preserve">BAB VI  DAFTAR PUSTAKA</w:t>
       </w:r>
     </w:p>
     <w:p>
@@ -1689,7 +1838,7 @@
     </w:p>
     <w:p>
       <w:r>
-        <w:t xml:space="preserve">(Akan dilengkapi sesuai dengan referensi yang digunakan)</w:t>
+        <w:t xml:space="preserve">(Daftar pustaka akan disusun dan dilengkapi berdasarkan seluruh sumber referensi ilmiah yang digunakan dalam penyusunan proposal dan pelaksanaan penelitian, dengan mengikuti format penulisan yang ditetapkan oleh program studi.)</w:t>
       </w:r>
     </w:p>
     <w:p>
@@ -1704,7 +1853,7 @@
     </w:p>
     <w:p>
       <w:r>
-        <w:t xml:space="preserve">Catatan: Sinopsis ini disusun sebagai gambaran umum rencana penelitian tesis S2 yang mengkaji hubungan antara biodiversitas ikan demersal, kondisi lingkungan perairan, dan keamanan pangan sebagai landasan ilmiah bagi distribusi hasil perikanan melalui SPPG untuk mendukung program Makan Bergizi Gratis (MBG) pemerintah Indonesia.</w:t>
+        <w:t xml:space="preserve">Sinopsis ini disusun sebagai kerangka awal rencana penelitian tesis magister yang hendak mengkaji secara komprehensif hubungan antara biodiversitas ikan demersal, kualitas lingkungan bentik, dan status kontaminasi mikroplastik sebagai landasan ilmiah dalam menjamin keamanan pangan hasil perikanan yang didistribusikan melalui Sentra Pengolahan Pangan Gabungan untuk mendukung keberhasilan program Makan Bergizi Gratis di Indonesia.</w:t>
       </w:r>
     </w:p>
     <w:sectPr>
@@ -1721,39 +1870,44 @@
     <w:name w:val="Title"/>
     <w:pPr>
       <w:jc w:val="center"/>
+      <w:spacing w:after="120"/>
     </w:pPr>
     <w:rPr>
       <w:b/>
-      <w:sz w:val="32"/>
-      <w:szCs w:val="32"/>
+      <w:sz w:val="28"/>
+      <w:szCs w:val="28"/>
+      <w:rFonts w:ascii="Times New Roman" w:hAnsi="Times New Roman"/>
     </w:rPr>
   </w:style>
   <w:style w:type="paragraph" w:styleId="Heading1">
     <w:name w:val="heading 1"/>
     <w:pPr>
-      <w:spacing w:before="240" w:after="120"/>
+      <w:spacing w:before="360" w:after="120"/>
     </w:pPr>
     <w:rPr>
       <w:b/>
       <w:sz w:val="28"/>
       <w:szCs w:val="28"/>
+      <w:rFonts w:ascii="Times New Roman" w:hAnsi="Times New Roman"/>
     </w:rPr>
   </w:style>
   <w:style w:type="paragraph" w:styleId="Heading2">
     <w:name w:val="heading 2"/>
     <w:pPr>
-      <w:spacing w:before="200" w:after="100"/>
+      <w:spacing w:before="240" w:after="120"/>
     </w:pPr>
     <w:rPr>
       <w:b/>
       <w:sz w:val="24"/>
       <w:szCs w:val="24"/>
+      <w:rFonts w:ascii="Times New Roman" w:hAnsi="Times New Roman"/>
     </w:rPr>
   </w:style>
   <w:style w:type="paragraph" w:styleId="Normal">
     <w:name w:val="Normal"/>
     <w:pPr>
       <w:spacing w:after="120" w:line="360" w:lineRule="auto"/>
+      <w:jc w:val="both"/>
     </w:pPr>
     <w:rPr>
       <w:sz w:val="24"/>

--- a/SINOPSIS_TESIS_S2.docx
+++ b/SINOPSIS_TESIS_S2.docx
@@ -251,11 +251,6 @@
       </w:r>
     </w:p>
     <w:p>
-      <w:pPr>
-        <w:spacing w:before="0" w:after="0" w:line="240" w:lineRule="auto"/>
-      </w:pPr>
-    </w:p>
-    <w:p>
       <w:r>
         <w:rPr>
           <w:b/>
@@ -373,29 +368,41 @@
     <w:tbl>
       <w:tblPr>
         <w:tblW w:w="9072" w:type="dxa"/>
+        <w:tblInd w:w="0" w:type="dxa"/>
         <w:tblBorders>
-          <w:top w:val="single" w:sz="4" w:space="0" w:color="000000"/>
-          <w:left w:val="single" w:sz="4" w:space="0" w:color="000000"/>
-          <w:bottom w:val="single" w:sz="4" w:space="0" w:color="000000"/>
-          <w:right w:val="single" w:sz="4" w:space="0" w:color="000000"/>
-          <w:insideH w:val="single" w:sz="4" w:space="0" w:color="000000"/>
-          <w:insideV w:val="single" w:sz="4" w:space="0" w:color="000000"/>
+          <w:top w:val="single" w:sz="6" w:space="0" w:color="000000"/>
+          <w:left w:val="single" w:sz="6" w:space="0" w:color="000000"/>
+          <w:bottom w:val="single" w:sz="6" w:space="0" w:color="000000"/>
+          <w:right w:val="single" w:sz="6" w:space="0" w:color="000000"/>
+          <w:insideH w:val="single" w:sz="6" w:space="0" w:color="000000"/>
+          <w:insideV w:val="single" w:sz="6" w:space="0" w:color="000000"/>
         </w:tblBorders>
-        <w:tblLayout w:type="fixed"/>
+        <w:tblCellMar>
+          <w:top w:w="60" w:type="dxa"/>
+          <w:left w:w="108" w:type="dxa"/>
+          <w:bottom w:w="60" w:type="dxa"/>
+          <w:right w:w="108" w:type="dxa"/>
+        </w:tblCellMar>
       </w:tblPr>
       <w:tblGrid>
-        <w:gridCol w:w="600"/>
-        <w:gridCol w:w="2800"/>
-        <w:gridCol w:w="5672"/>
+        <w:gridCol w:w="700"/>
+        <w:gridCol w:w="3100"/>
+        <w:gridCol w:w="5272"/>
       </w:tblGrid>
       <w:tr>
-        <w:tc>
-          <w:tcPr>
-            <w:tcW w:w="600" w:type="dxa"/>
-          </w:tcPr>
-          <w:p>
-            <w:pPr>
-              <w:spacing w:after="60" w:line="240" w:lineRule="auto"/>
+        <w:trPr>
+          <w:cantSplit/>
+        </w:trPr>
+        <w:tc>
+          <w:tcPr>
+            <w:tcW w:w="700" w:type="dxa"/>
+            <w:vAlign w:val="center"/>
+            <w:shd w:val="clear" w:color="auto" w:fill="D9E2F3"/>
+          </w:tcPr>
+          <w:p>
+            <w:pPr>
+              <w:spacing w:before="40" w:after="40" w:line="240" w:lineRule="auto"/>
+              <w:jc w:val="center"/>
             </w:pPr>
             <w:r>
               <w:rPr>
@@ -407,11 +414,14 @@
         </w:tc>
         <w:tc>
           <w:tcPr>
-            <w:tcW w:w="2800" w:type="dxa"/>
-          </w:tcPr>
-          <w:p>
-            <w:pPr>
-              <w:spacing w:after="60" w:line="240" w:lineRule="auto"/>
+            <w:tcW w:w="3100" w:type="dxa"/>
+            <w:vAlign w:val="center"/>
+            <w:shd w:val="clear" w:color="auto" w:fill="D9E2F3"/>
+          </w:tcPr>
+          <w:p>
+            <w:pPr>
+              <w:spacing w:before="40" w:after="40" w:line="240" w:lineRule="auto"/>
+              <w:jc w:val="center"/>
             </w:pPr>
             <w:r>
               <w:rPr>
@@ -423,11 +433,14 @@
         </w:tc>
         <w:tc>
           <w:tcPr>
-            <w:tcW w:w="5672" w:type="dxa"/>
-          </w:tcPr>
-          <w:p>
-            <w:pPr>
-              <w:spacing w:after="60" w:line="240" w:lineRule="auto"/>
+            <w:tcW w:w="5272" w:type="dxa"/>
+            <w:vAlign w:val="center"/>
+            <w:shd w:val="clear" w:color="auto" w:fill="D9E2F3"/>
+          </w:tcPr>
+          <w:p>
+            <w:pPr>
+              <w:spacing w:before="40" w:after="40" w:line="240" w:lineRule="auto"/>
+              <w:jc w:val="center"/>
             </w:pPr>
             <w:r>
               <w:rPr>
@@ -439,13 +452,18 @@
         </w:tc>
       </w:tr>
       <w:tr>
-        <w:tc>
-          <w:tcPr>
-            <w:tcW w:w="600" w:type="dxa"/>
-          </w:tcPr>
-          <w:p>
-            <w:pPr>
-              <w:spacing w:after="60" w:line="240" w:lineRule="auto"/>
+        <w:trPr>
+          <w:cantSplit/>
+        </w:trPr>
+        <w:tc>
+          <w:tcPr>
+            <w:tcW w:w="700" w:type="dxa"/>
+            <w:vAlign w:val="center"/>
+          </w:tcPr>
+          <w:p>
+            <w:pPr>
+              <w:spacing w:before="40" w:after="40" w:line="240" w:lineRule="auto"/>
+              <w:jc w:val="center"/>
             </w:pPr>
             <w:r>
               <w:t xml:space="preserve">1</w:t>
@@ -454,11 +472,13 @@
         </w:tc>
         <w:tc>
           <w:tcPr>
-            <w:tcW w:w="2800" w:type="dxa"/>
-          </w:tcPr>
-          <w:p>
-            <w:pPr>
-              <w:spacing w:after="60" w:line="240" w:lineRule="auto"/>
+            <w:tcW w:w="3100" w:type="dxa"/>
+            <w:vAlign w:val="center"/>
+          </w:tcPr>
+          <w:p>
+            <w:pPr>
+              <w:spacing w:before="40" w:after="40" w:line="240" w:lineRule="auto"/>
+              <w:jc w:val="left"/>
             </w:pPr>
             <w:r>
               <w:t xml:space="preserve">Data tangkapan ikan demersal</w:t>
@@ -467,11 +487,13 @@
         </w:tc>
         <w:tc>
           <w:tcPr>
-            <w:tcW w:w="5672" w:type="dxa"/>
-          </w:tcPr>
-          <w:p>
-            <w:pPr>
-              <w:spacing w:after="60" w:line="240" w:lineRule="auto"/>
+            <w:tcW w:w="5272" w:type="dxa"/>
+            <w:vAlign w:val="center"/>
+          </w:tcPr>
+          <w:p>
+            <w:pPr>
+              <w:spacing w:before="40" w:after="40" w:line="240" w:lineRule="auto"/>
+              <w:jc w:val="left"/>
             </w:pPr>
             <w:r>
               <w:t xml:space="preserve">Hasil tangkapan sondong dan bottom gill net pada Musim Timur dan Musim Peralihan</w:t>
@@ -480,13 +502,18 @@
         </w:tc>
       </w:tr>
       <w:tr>
-        <w:tc>
-          <w:tcPr>
-            <w:tcW w:w="600" w:type="dxa"/>
-          </w:tcPr>
-          <w:p>
-            <w:pPr>
-              <w:spacing w:after="60" w:line="240" w:lineRule="auto"/>
+        <w:trPr>
+          <w:cantSplit/>
+        </w:trPr>
+        <w:tc>
+          <w:tcPr>
+            <w:tcW w:w="700" w:type="dxa"/>
+            <w:vAlign w:val="center"/>
+          </w:tcPr>
+          <w:p>
+            <w:pPr>
+              <w:spacing w:before="40" w:after="40" w:line="240" w:lineRule="auto"/>
+              <w:jc w:val="center"/>
             </w:pPr>
             <w:r>
               <w:t xml:space="preserve">2</w:t>
@@ -495,11 +522,13 @@
         </w:tc>
         <w:tc>
           <w:tcPr>
-            <w:tcW w:w="2800" w:type="dxa"/>
-          </w:tcPr>
-          <w:p>
-            <w:pPr>
-              <w:spacing w:after="60" w:line="240" w:lineRule="auto"/>
+            <w:tcW w:w="3100" w:type="dxa"/>
+            <w:vAlign w:val="center"/>
+          </w:tcPr>
+          <w:p>
+            <w:pPr>
+              <w:spacing w:before="40" w:after="40" w:line="240" w:lineRule="auto"/>
+              <w:jc w:val="left"/>
             </w:pPr>
             <w:r>
               <w:t xml:space="preserve">Sampel sedimen dasar perairan</w:t>
@@ -508,11 +537,13 @@
         </w:tc>
         <w:tc>
           <w:tcPr>
-            <w:tcW w:w="5672" w:type="dxa"/>
-          </w:tcPr>
-          <w:p>
-            <w:pPr>
-              <w:spacing w:after="60" w:line="240" w:lineRule="auto"/>
+            <w:tcW w:w="5272" w:type="dxa"/>
+            <w:vAlign w:val="center"/>
+          </w:tcPr>
+          <w:p>
+            <w:pPr>
+              <w:spacing w:before="40" w:after="40" w:line="240" w:lineRule="auto"/>
+              <w:jc w:val="left"/>
             </w:pPr>
             <w:r>
               <w:t xml:space="preserve">Diambil dari titik-titik fishing ground aktif</w:t>
@@ -521,13 +552,18 @@
         </w:tc>
       </w:tr>
       <w:tr>
-        <w:tc>
-          <w:tcPr>
-            <w:tcW w:w="600" w:type="dxa"/>
-          </w:tcPr>
-          <w:p>
-            <w:pPr>
-              <w:spacing w:after="60" w:line="240" w:lineRule="auto"/>
+        <w:trPr>
+          <w:cantSplit/>
+        </w:trPr>
+        <w:tc>
+          <w:tcPr>
+            <w:tcW w:w="700" w:type="dxa"/>
+            <w:vAlign w:val="center"/>
+          </w:tcPr>
+          <w:p>
+            <w:pPr>
+              <w:spacing w:before="40" w:after="40" w:line="240" w:lineRule="auto"/>
+              <w:jc w:val="center"/>
             </w:pPr>
             <w:r>
               <w:t xml:space="preserve">3</w:t>
@@ -536,11 +572,13 @@
         </w:tc>
         <w:tc>
           <w:tcPr>
-            <w:tcW w:w="2800" w:type="dxa"/>
-          </w:tcPr>
-          <w:p>
-            <w:pPr>
-              <w:spacing w:after="60" w:line="240" w:lineRule="auto"/>
+            <w:tcW w:w="3100" w:type="dxa"/>
+            <w:vAlign w:val="center"/>
+          </w:tcPr>
+          <w:p>
+            <w:pPr>
+              <w:spacing w:before="40" w:after="40" w:line="240" w:lineRule="auto"/>
+              <w:jc w:val="left"/>
             </w:pPr>
             <w:r>
               <w:t xml:space="preserve">Data batimetri</w:t>
@@ -549,11 +587,13 @@
         </w:tc>
         <w:tc>
           <w:tcPr>
-            <w:tcW w:w="5672" w:type="dxa"/>
-          </w:tcPr>
-          <w:p>
-            <w:pPr>
-              <w:spacing w:after="60" w:line="240" w:lineRule="auto"/>
+            <w:tcW w:w="5272" w:type="dxa"/>
+            <w:vAlign w:val="center"/>
+          </w:tcPr>
+          <w:p>
+            <w:pPr>
+              <w:spacing w:before="40" w:after="40" w:line="240" w:lineRule="auto"/>
+              <w:jc w:val="left"/>
             </w:pPr>
             <w:r>
               <w:t xml:space="preserve">Kedalaman perairan pada area penangkapan</w:t>
@@ -562,13 +602,18 @@
         </w:tc>
       </w:tr>
       <w:tr>
-        <w:tc>
-          <w:tcPr>
-            <w:tcW w:w="600" w:type="dxa"/>
-          </w:tcPr>
-          <w:p>
-            <w:pPr>
-              <w:spacing w:after="60" w:line="240" w:lineRule="auto"/>
+        <w:trPr>
+          <w:cantSplit/>
+        </w:trPr>
+        <w:tc>
+          <w:tcPr>
+            <w:tcW w:w="700" w:type="dxa"/>
+            <w:vAlign w:val="center"/>
+          </w:tcPr>
+          <w:p>
+            <w:pPr>
+              <w:spacing w:before="40" w:after="40" w:line="240" w:lineRule="auto"/>
+              <w:jc w:val="center"/>
             </w:pPr>
             <w:r>
               <w:t xml:space="preserve">4</w:t>
@@ -577,11 +622,13 @@
         </w:tc>
         <w:tc>
           <w:tcPr>
-            <w:tcW w:w="2800" w:type="dxa"/>
-          </w:tcPr>
-          <w:p>
-            <w:pPr>
-              <w:spacing w:after="60" w:line="240" w:lineRule="auto"/>
+            <w:tcW w:w="3100" w:type="dxa"/>
+            <w:vAlign w:val="center"/>
+          </w:tcPr>
+          <w:p>
+            <w:pPr>
+              <w:spacing w:before="40" w:after="40" w:line="240" w:lineRule="auto"/>
+              <w:jc w:val="left"/>
             </w:pPr>
             <w:r>
               <w:t xml:space="preserve">Sampel bahan organik</w:t>
@@ -590,11 +637,13 @@
         </w:tc>
         <w:tc>
           <w:tcPr>
-            <w:tcW w:w="5672" w:type="dxa"/>
-          </w:tcPr>
-          <w:p>
-            <w:pPr>
-              <w:spacing w:after="60" w:line="240" w:lineRule="auto"/>
+            <w:tcW w:w="5272" w:type="dxa"/>
+            <w:vAlign w:val="center"/>
+          </w:tcPr>
+          <w:p>
+            <w:pPr>
+              <w:spacing w:before="40" w:after="40" w:line="240" w:lineRule="auto"/>
+              <w:jc w:val="left"/>
             </w:pPr>
             <w:r>
               <w:t xml:space="preserve">Kandungan organik dalam sedimen</w:t>
@@ -603,13 +652,18 @@
         </w:tc>
       </w:tr>
       <w:tr>
-        <w:tc>
-          <w:tcPr>
-            <w:tcW w:w="600" w:type="dxa"/>
-          </w:tcPr>
-          <w:p>
-            <w:pPr>
-              <w:spacing w:after="60" w:line="240" w:lineRule="auto"/>
+        <w:trPr>
+          <w:cantSplit/>
+        </w:trPr>
+        <w:tc>
+          <w:tcPr>
+            <w:tcW w:w="700" w:type="dxa"/>
+            <w:vAlign w:val="center"/>
+          </w:tcPr>
+          <w:p>
+            <w:pPr>
+              <w:spacing w:before="40" w:after="40" w:line="240" w:lineRule="auto"/>
+              <w:jc w:val="center"/>
             </w:pPr>
             <w:r>
               <w:t xml:space="preserve">5</w:t>
@@ -618,11 +672,13 @@
         </w:tc>
         <w:tc>
           <w:tcPr>
-            <w:tcW w:w="2800" w:type="dxa"/>
-          </w:tcPr>
-          <w:p>
-            <w:pPr>
-              <w:spacing w:after="60" w:line="240" w:lineRule="auto"/>
+            <w:tcW w:w="3100" w:type="dxa"/>
+            <w:vAlign w:val="center"/>
+          </w:tcPr>
+          <w:p>
+            <w:pPr>
+              <w:spacing w:before="40" w:after="40" w:line="240" w:lineRule="auto"/>
+              <w:jc w:val="left"/>
             </w:pPr>
             <w:r>
               <w:t xml:space="preserve">Sampel makroplastik</w:t>
@@ -631,11 +687,13 @@
         </w:tc>
         <w:tc>
           <w:tcPr>
-            <w:tcW w:w="5672" w:type="dxa"/>
-          </w:tcPr>
-          <w:p>
-            <w:pPr>
-              <w:spacing w:after="60" w:line="240" w:lineRule="auto"/>
+            <w:tcW w:w="5272" w:type="dxa"/>
+            <w:vAlign w:val="center"/>
+          </w:tcPr>
+          <w:p>
+            <w:pPr>
+              <w:spacing w:before="40" w:after="40" w:line="240" w:lineRule="auto"/>
+              <w:jc w:val="left"/>
             </w:pPr>
             <w:r>
               <w:t xml:space="preserve">Sampah plastik makro di area penelitian</w:t>
@@ -644,13 +702,18 @@
         </w:tc>
       </w:tr>
       <w:tr>
-        <w:tc>
-          <w:tcPr>
-            <w:tcW w:w="600" w:type="dxa"/>
-          </w:tcPr>
-          <w:p>
-            <w:pPr>
-              <w:spacing w:after="60" w:line="240" w:lineRule="auto"/>
+        <w:trPr>
+          <w:cantSplit/>
+        </w:trPr>
+        <w:tc>
+          <w:tcPr>
+            <w:tcW w:w="700" w:type="dxa"/>
+            <w:vAlign w:val="center"/>
+          </w:tcPr>
+          <w:p>
+            <w:pPr>
+              <w:spacing w:before="40" w:after="40" w:line="240" w:lineRule="auto"/>
+              <w:jc w:val="center"/>
             </w:pPr>
             <w:r>
               <w:t xml:space="preserve">6</w:t>
@@ -659,11 +722,13 @@
         </w:tc>
         <w:tc>
           <w:tcPr>
-            <w:tcW w:w="2800" w:type="dxa"/>
-          </w:tcPr>
-          <w:p>
-            <w:pPr>
-              <w:spacing w:after="60" w:line="240" w:lineRule="auto"/>
+            <w:tcW w:w="3100" w:type="dxa"/>
+            <w:vAlign w:val="center"/>
+          </w:tcPr>
+          <w:p>
+            <w:pPr>
+              <w:spacing w:before="40" w:after="40" w:line="240" w:lineRule="auto"/>
+              <w:jc w:val="left"/>
             </w:pPr>
             <w:r>
               <w:t xml:space="preserve">Sampel mikroplastik</w:t>
@@ -672,11 +737,13 @@
         </w:tc>
         <w:tc>
           <w:tcPr>
-            <w:tcW w:w="5672" w:type="dxa"/>
-          </w:tcPr>
-          <w:p>
-            <w:pPr>
-              <w:spacing w:after="60" w:line="240" w:lineRule="auto"/>
+            <w:tcW w:w="5272" w:type="dxa"/>
+            <w:vAlign w:val="center"/>
+          </w:tcPr>
+          <w:p>
+            <w:pPr>
+              <w:spacing w:before="40" w:after="40" w:line="240" w:lineRule="auto"/>
+              <w:jc w:val="left"/>
             </w:pPr>
             <w:r>
               <w:t xml:space="preserve">Dari sedimen dan isi perut ikan demersal</w:t>
@@ -685,13 +752,18 @@
         </w:tc>
       </w:tr>
       <w:tr>
-        <w:tc>
-          <w:tcPr>
-            <w:tcW w:w="600" w:type="dxa"/>
-          </w:tcPr>
-          <w:p>
-            <w:pPr>
-              <w:spacing w:after="60" w:line="240" w:lineRule="auto"/>
+        <w:trPr>
+          <w:cantSplit/>
+        </w:trPr>
+        <w:tc>
+          <w:tcPr>
+            <w:tcW w:w="700" w:type="dxa"/>
+            <w:vAlign w:val="center"/>
+          </w:tcPr>
+          <w:p>
+            <w:pPr>
+              <w:spacing w:before="40" w:after="40" w:line="240" w:lineRule="auto"/>
+              <w:jc w:val="center"/>
             </w:pPr>
             <w:r>
               <w:t xml:space="preserve">7</w:t>
@@ -700,11 +772,13 @@
         </w:tc>
         <w:tc>
           <w:tcPr>
-            <w:tcW w:w="2800" w:type="dxa"/>
-          </w:tcPr>
-          <w:p>
-            <w:pPr>
-              <w:spacing w:after="60" w:line="240" w:lineRule="auto"/>
+            <w:tcW w:w="3100" w:type="dxa"/>
+            <w:vAlign w:val="center"/>
+          </w:tcPr>
+          <w:p>
+            <w:pPr>
+              <w:spacing w:before="40" w:after="40" w:line="240" w:lineRule="auto"/>
+              <w:jc w:val="left"/>
             </w:pPr>
             <w:r>
               <w:t xml:space="preserve">Data musim penangkapan</w:t>
@@ -713,11 +787,13 @@
         </w:tc>
         <w:tc>
           <w:tcPr>
-            <w:tcW w:w="5672" w:type="dxa"/>
-          </w:tcPr>
-          <w:p>
-            <w:pPr>
-              <w:spacing w:after="60" w:line="240" w:lineRule="auto"/>
+            <w:tcW w:w="5272" w:type="dxa"/>
+            <w:vAlign w:val="center"/>
+          </w:tcPr>
+          <w:p>
+            <w:pPr>
+              <w:spacing w:before="40" w:after="40" w:line="240" w:lineRule="auto"/>
+              <w:jc w:val="left"/>
             </w:pPr>
             <w:r>
               <w:t xml:space="preserve">Perbandingan Musim Timur dan Musim Peralihan</w:t>
@@ -726,13 +802,18 @@
         </w:tc>
       </w:tr>
       <w:tr>
-        <w:tc>
-          <w:tcPr>
-            <w:tcW w:w="600" w:type="dxa"/>
-          </w:tcPr>
-          <w:p>
-            <w:pPr>
-              <w:spacing w:after="60" w:line="240" w:lineRule="auto"/>
+        <w:trPr>
+          <w:cantSplit/>
+        </w:trPr>
+        <w:tc>
+          <w:tcPr>
+            <w:tcW w:w="700" w:type="dxa"/>
+            <w:vAlign w:val="center"/>
+          </w:tcPr>
+          <w:p>
+            <w:pPr>
+              <w:spacing w:before="40" w:after="40" w:line="240" w:lineRule="auto"/>
+              <w:jc w:val="center"/>
             </w:pPr>
             <w:r>
               <w:t xml:space="preserve">8</w:t>
@@ -741,11 +822,13 @@
         </w:tc>
         <w:tc>
           <w:tcPr>
-            <w:tcW w:w="2800" w:type="dxa"/>
-          </w:tcPr>
-          <w:p>
-            <w:pPr>
-              <w:spacing w:after="60" w:line="240" w:lineRule="auto"/>
+            <w:tcW w:w="3100" w:type="dxa"/>
+            <w:vAlign w:val="center"/>
+          </w:tcPr>
+          <w:p>
+            <w:pPr>
+              <w:spacing w:before="40" w:after="40" w:line="240" w:lineRule="auto"/>
+              <w:jc w:val="left"/>
             </w:pPr>
             <w:r>
               <w:t xml:space="preserve">Standar keamanan pangan</w:t>
@@ -754,11 +837,13 @@
         </w:tc>
         <w:tc>
           <w:tcPr>
-            <w:tcW w:w="5672" w:type="dxa"/>
-          </w:tcPr>
-          <w:p>
-            <w:pPr>
-              <w:spacing w:after="60" w:line="240" w:lineRule="auto"/>
+            <w:tcW w:w="5272" w:type="dxa"/>
+            <w:vAlign w:val="center"/>
+          </w:tcPr>
+          <w:p>
+            <w:pPr>
+              <w:spacing w:before="40" w:after="40" w:line="240" w:lineRule="auto"/>
+              <w:jc w:val="left"/>
             </w:pPr>
             <w:r>
               <w:t xml:space="preserve">Regulasi BPOM dan SNI terkait kontaminan pada produk perikanan</w:t>
@@ -791,29 +876,41 @@
     <w:tbl>
       <w:tblPr>
         <w:tblW w:w="9072" w:type="dxa"/>
+        <w:tblInd w:w="0" w:type="dxa"/>
         <w:tblBorders>
-          <w:top w:val="single" w:sz="4" w:space="0" w:color="000000"/>
-          <w:left w:val="single" w:sz="4" w:space="0" w:color="000000"/>
-          <w:bottom w:val="single" w:sz="4" w:space="0" w:color="000000"/>
-          <w:right w:val="single" w:sz="4" w:space="0" w:color="000000"/>
-          <w:insideH w:val="single" w:sz="4" w:space="0" w:color="000000"/>
-          <w:insideV w:val="single" w:sz="4" w:space="0" w:color="000000"/>
+          <w:top w:val="single" w:sz="6" w:space="0" w:color="000000"/>
+          <w:left w:val="single" w:sz="6" w:space="0" w:color="000000"/>
+          <w:bottom w:val="single" w:sz="6" w:space="0" w:color="000000"/>
+          <w:right w:val="single" w:sz="6" w:space="0" w:color="000000"/>
+          <w:insideH w:val="single" w:sz="6" w:space="0" w:color="000000"/>
+          <w:insideV w:val="single" w:sz="6" w:space="0" w:color="000000"/>
         </w:tblBorders>
-        <w:tblLayout w:type="fixed"/>
+        <w:tblCellMar>
+          <w:top w:w="60" w:type="dxa"/>
+          <w:left w:w="108" w:type="dxa"/>
+          <w:bottom w:w="60" w:type="dxa"/>
+          <w:right w:w="108" w:type="dxa"/>
+        </w:tblCellMar>
       </w:tblPr>
       <w:tblGrid>
-        <w:gridCol w:w="600"/>
-        <w:gridCol w:w="3200"/>
-        <w:gridCol w:w="5272"/>
+        <w:gridCol w:w="700"/>
+        <w:gridCol w:w="3600"/>
+        <w:gridCol w:w="4772"/>
       </w:tblGrid>
       <w:tr>
-        <w:tc>
-          <w:tcPr>
-            <w:tcW w:w="600" w:type="dxa"/>
-          </w:tcPr>
-          <w:p>
-            <w:pPr>
-              <w:spacing w:after="60" w:line="240" w:lineRule="auto"/>
+        <w:trPr>
+          <w:cantSplit/>
+        </w:trPr>
+        <w:tc>
+          <w:tcPr>
+            <w:tcW w:w="700" w:type="dxa"/>
+            <w:vAlign w:val="center"/>
+            <w:shd w:val="clear" w:color="auto" w:fill="D9E2F3"/>
+          </w:tcPr>
+          <w:p>
+            <w:pPr>
+              <w:spacing w:before="40" w:after="40" w:line="240" w:lineRule="auto"/>
+              <w:jc w:val="center"/>
             </w:pPr>
             <w:r>
               <w:rPr>
@@ -825,11 +922,14 @@
         </w:tc>
         <w:tc>
           <w:tcPr>
-            <w:tcW w:w="3200" w:type="dxa"/>
-          </w:tcPr>
-          <w:p>
-            <w:pPr>
-              <w:spacing w:after="60" w:line="240" w:lineRule="auto"/>
+            <w:tcW w:w="3600" w:type="dxa"/>
+            <w:vAlign w:val="center"/>
+            <w:shd w:val="clear" w:color="auto" w:fill="D9E2F3"/>
+          </w:tcPr>
+          <w:p>
+            <w:pPr>
+              <w:spacing w:before="40" w:after="40" w:line="240" w:lineRule="auto"/>
+              <w:jc w:val="center"/>
             </w:pPr>
             <w:r>
               <w:rPr>
@@ -841,11 +941,14 @@
         </w:tc>
         <w:tc>
           <w:tcPr>
-            <w:tcW w:w="5272" w:type="dxa"/>
-          </w:tcPr>
-          <w:p>
-            <w:pPr>
-              <w:spacing w:after="60" w:line="240" w:lineRule="auto"/>
+            <w:tcW w:w="4772" w:type="dxa"/>
+            <w:vAlign w:val="center"/>
+            <w:shd w:val="clear" w:color="auto" w:fill="D9E2F3"/>
+          </w:tcPr>
+          <w:p>
+            <w:pPr>
+              <w:spacing w:before="40" w:after="40" w:line="240" w:lineRule="auto"/>
+              <w:jc w:val="center"/>
             </w:pPr>
             <w:r>
               <w:rPr>
@@ -857,13 +960,18 @@
         </w:tc>
       </w:tr>
       <w:tr>
-        <w:tc>
-          <w:tcPr>
-            <w:tcW w:w="600" w:type="dxa"/>
-          </w:tcPr>
-          <w:p>
-            <w:pPr>
-              <w:spacing w:after="60" w:line="240" w:lineRule="auto"/>
+        <w:trPr>
+          <w:cantSplit/>
+        </w:trPr>
+        <w:tc>
+          <w:tcPr>
+            <w:tcW w:w="700" w:type="dxa"/>
+            <w:vAlign w:val="center"/>
+          </w:tcPr>
+          <w:p>
+            <w:pPr>
+              <w:spacing w:before="40" w:after="40" w:line="240" w:lineRule="auto"/>
+              <w:jc w:val="center"/>
             </w:pPr>
             <w:r>
               <w:t xml:space="preserve">1</w:t>
@@ -872,11 +980,13 @@
         </w:tc>
         <w:tc>
           <w:tcPr>
-            <w:tcW w:w="3200" w:type="dxa"/>
-          </w:tcPr>
-          <w:p>
-            <w:pPr>
-              <w:spacing w:after="60" w:line="240" w:lineRule="auto"/>
+            <w:tcW w:w="3600" w:type="dxa"/>
+            <w:vAlign w:val="center"/>
+          </w:tcPr>
+          <w:p>
+            <w:pPr>
+              <w:spacing w:before="40" w:after="40" w:line="240" w:lineRule="auto"/>
+              <w:jc w:val="left"/>
             </w:pPr>
             <w:r>
               <w:t xml:space="preserve">Daftar jenis dan indeks biodiversitas ikan demersal</w:t>
@@ -885,11 +995,13 @@
         </w:tc>
         <w:tc>
           <w:tcPr>
-            <w:tcW w:w="5272" w:type="dxa"/>
-          </w:tcPr>
-          <w:p>
-            <w:pPr>
-              <w:spacing w:after="60" w:line="240" w:lineRule="auto"/>
+            <w:tcW w:w="4772" w:type="dxa"/>
+            <w:vAlign w:val="center"/>
+          </w:tcPr>
+          <w:p>
+            <w:pPr>
+              <w:spacing w:before="40" w:after="40" w:line="240" w:lineRule="auto"/>
+              <w:jc w:val="left"/>
             </w:pPr>
             <w:r>
               <w:t xml:space="preserve">Komposisi spesies beserta nilai keanekaragaman</w:t>
@@ -898,13 +1010,18 @@
         </w:tc>
       </w:tr>
       <w:tr>
-        <w:tc>
-          <w:tcPr>
-            <w:tcW w:w="600" w:type="dxa"/>
-          </w:tcPr>
-          <w:p>
-            <w:pPr>
-              <w:spacing w:after="60" w:line="240" w:lineRule="auto"/>
+        <w:trPr>
+          <w:cantSplit/>
+        </w:trPr>
+        <w:tc>
+          <w:tcPr>
+            <w:tcW w:w="700" w:type="dxa"/>
+            <w:vAlign w:val="center"/>
+          </w:tcPr>
+          <w:p>
+            <w:pPr>
+              <w:spacing w:before="40" w:after="40" w:line="240" w:lineRule="auto"/>
+              <w:jc w:val="center"/>
             </w:pPr>
             <w:r>
               <w:t xml:space="preserve">2</w:t>
@@ -913,11 +1030,13 @@
         </w:tc>
         <w:tc>
           <w:tcPr>
-            <w:tcW w:w="3200" w:type="dxa"/>
-          </w:tcPr>
-          <w:p>
-            <w:pPr>
-              <w:spacing w:after="60" w:line="240" w:lineRule="auto"/>
+            <w:tcW w:w="3600" w:type="dxa"/>
+            <w:vAlign w:val="center"/>
+          </w:tcPr>
+          <w:p>
+            <w:pPr>
+              <w:spacing w:before="40" w:after="40" w:line="240" w:lineRule="auto"/>
+              <w:jc w:val="left"/>
             </w:pPr>
             <w:r>
               <w:t xml:space="preserve">Peta sebaran fishing ground aktif</w:t>
@@ -926,11 +1045,13 @@
         </w:tc>
         <w:tc>
           <w:tcPr>
-            <w:tcW w:w="5272" w:type="dxa"/>
-          </w:tcPr>
-          <w:p>
-            <w:pPr>
-              <w:spacing w:after="60" w:line="240" w:lineRule="auto"/>
+            <w:tcW w:w="4772" w:type="dxa"/>
+            <w:vAlign w:val="center"/>
+          </w:tcPr>
+          <w:p>
+            <w:pPr>
+              <w:spacing w:before="40" w:after="40" w:line="240" w:lineRule="auto"/>
+              <w:jc w:val="left"/>
             </w:pPr>
             <w:r>
               <w:t xml:space="preserve">Berdasarkan data batimetri dan kepadatan ikan</w:t>
@@ -939,13 +1060,18 @@
         </w:tc>
       </w:tr>
       <w:tr>
-        <w:tc>
-          <w:tcPr>
-            <w:tcW w:w="600" w:type="dxa"/>
-          </w:tcPr>
-          <w:p>
-            <w:pPr>
-              <w:spacing w:after="60" w:line="240" w:lineRule="auto"/>
+        <w:trPr>
+          <w:cantSplit/>
+        </w:trPr>
+        <w:tc>
+          <w:tcPr>
+            <w:tcW w:w="700" w:type="dxa"/>
+            <w:vAlign w:val="center"/>
+          </w:tcPr>
+          <w:p>
+            <w:pPr>
+              <w:spacing w:before="40" w:after="40" w:line="240" w:lineRule="auto"/>
+              <w:jc w:val="center"/>
             </w:pPr>
             <w:r>
               <w:t xml:space="preserve">3</w:t>
@@ -954,11 +1080,13 @@
         </w:tc>
         <w:tc>
           <w:tcPr>
-            <w:tcW w:w="3200" w:type="dxa"/>
-          </w:tcPr>
-          <w:p>
-            <w:pPr>
-              <w:spacing w:after="60" w:line="240" w:lineRule="auto"/>
+            <w:tcW w:w="3600" w:type="dxa"/>
+            <w:vAlign w:val="center"/>
+          </w:tcPr>
+          <w:p>
+            <w:pPr>
+              <w:spacing w:before="40" w:after="40" w:line="240" w:lineRule="auto"/>
+              <w:jc w:val="left"/>
             </w:pPr>
             <w:r>
               <w:t xml:space="preserve">Profil sedimen dan bahan organik</w:t>
@@ -967,11 +1095,13 @@
         </w:tc>
         <w:tc>
           <w:tcPr>
-            <w:tcW w:w="5272" w:type="dxa"/>
-          </w:tcPr>
-          <w:p>
-            <w:pPr>
-              <w:spacing w:after="60" w:line="240" w:lineRule="auto"/>
+            <w:tcW w:w="4772" w:type="dxa"/>
+            <w:vAlign w:val="center"/>
+          </w:tcPr>
+          <w:p>
+            <w:pPr>
+              <w:spacing w:before="40" w:after="40" w:line="240" w:lineRule="auto"/>
+              <w:jc w:val="left"/>
             </w:pPr>
             <w:r>
               <w:t xml:space="preserve">Karakteristik substrat dasar di area penangkapan</w:t>
@@ -980,13 +1110,18 @@
         </w:tc>
       </w:tr>
       <w:tr>
-        <w:tc>
-          <w:tcPr>
-            <w:tcW w:w="600" w:type="dxa"/>
-          </w:tcPr>
-          <w:p>
-            <w:pPr>
-              <w:spacing w:after="60" w:line="240" w:lineRule="auto"/>
+        <w:trPr>
+          <w:cantSplit/>
+        </w:trPr>
+        <w:tc>
+          <w:tcPr>
+            <w:tcW w:w="700" w:type="dxa"/>
+            <w:vAlign w:val="center"/>
+          </w:tcPr>
+          <w:p>
+            <w:pPr>
+              <w:spacing w:before="40" w:after="40" w:line="240" w:lineRule="auto"/>
+              <w:jc w:val="center"/>
             </w:pPr>
             <w:r>
               <w:t xml:space="preserve">4</w:t>
@@ -995,11 +1130,13 @@
         </w:tc>
         <w:tc>
           <w:tcPr>
-            <w:tcW w:w="3200" w:type="dxa"/>
-          </w:tcPr>
-          <w:p>
-            <w:pPr>
-              <w:spacing w:after="60" w:line="240" w:lineRule="auto"/>
+            <w:tcW w:w="3600" w:type="dxa"/>
+            <w:vAlign w:val="center"/>
+          </w:tcPr>
+          <w:p>
+            <w:pPr>
+              <w:spacing w:before="40" w:after="40" w:line="240" w:lineRule="auto"/>
+              <w:jc w:val="left"/>
             </w:pPr>
             <w:r>
               <w:t xml:space="preserve">Tingkat kontaminasi mikroplastik</w:t>
@@ -1008,11 +1145,13 @@
         </w:tc>
         <w:tc>
           <w:tcPr>
-            <w:tcW w:w="5272" w:type="dxa"/>
-          </w:tcPr>
-          <w:p>
-            <w:pPr>
-              <w:spacing w:after="60" w:line="240" w:lineRule="auto"/>
+            <w:tcW w:w="4772" w:type="dxa"/>
+            <w:vAlign w:val="center"/>
+          </w:tcPr>
+          <w:p>
+            <w:pPr>
+              <w:spacing w:before="40" w:after="40" w:line="240" w:lineRule="auto"/>
+              <w:jc w:val="left"/>
             </w:pPr>
             <w:r>
               <w:t xml:space="preserve">Pada sedimen dan isi perut ikan</w:t>
@@ -1021,13 +1160,18 @@
         </w:tc>
       </w:tr>
       <w:tr>
-        <w:tc>
-          <w:tcPr>
-            <w:tcW w:w="600" w:type="dxa"/>
-          </w:tcPr>
-          <w:p>
-            <w:pPr>
-              <w:spacing w:after="60" w:line="240" w:lineRule="auto"/>
+        <w:trPr>
+          <w:cantSplit/>
+        </w:trPr>
+        <w:tc>
+          <w:tcPr>
+            <w:tcW w:w="700" w:type="dxa"/>
+            <w:vAlign w:val="center"/>
+          </w:tcPr>
+          <w:p>
+            <w:pPr>
+              <w:spacing w:before="40" w:after="40" w:line="240" w:lineRule="auto"/>
+              <w:jc w:val="center"/>
             </w:pPr>
             <w:r>
               <w:t xml:space="preserve">5</w:t>
@@ -1036,11 +1180,13 @@
         </w:tc>
         <w:tc>
           <w:tcPr>
-            <w:tcW w:w="3200" w:type="dxa"/>
-          </w:tcPr>
-          <w:p>
-            <w:pPr>
-              <w:spacing w:after="60" w:line="240" w:lineRule="auto"/>
+            <w:tcW w:w="3600" w:type="dxa"/>
+            <w:vAlign w:val="center"/>
+          </w:tcPr>
+          <w:p>
+            <w:pPr>
+              <w:spacing w:before="40" w:after="40" w:line="240" w:lineRule="auto"/>
+              <w:jc w:val="left"/>
             </w:pPr>
             <w:r>
               <w:t xml:space="preserve">Penilaian kelayakan keamanan pangan</w:t>
@@ -1049,11 +1195,13 @@
         </w:tc>
         <w:tc>
           <w:tcPr>
-            <w:tcW w:w="5272" w:type="dxa"/>
-          </w:tcPr>
-          <w:p>
-            <w:pPr>
-              <w:spacing w:after="60" w:line="240" w:lineRule="auto"/>
+            <w:tcW w:w="4772" w:type="dxa"/>
+            <w:vAlign w:val="center"/>
+          </w:tcPr>
+          <w:p>
+            <w:pPr>
+              <w:spacing w:before="40" w:after="40" w:line="240" w:lineRule="auto"/>
+              <w:jc w:val="left"/>
             </w:pPr>
             <w:r>
               <w:t xml:space="preserve">Status aman atau tidaknya ikan untuk dikonsumsi</w:t>
@@ -1062,13 +1210,18 @@
         </w:tc>
       </w:tr>
       <w:tr>
-        <w:tc>
-          <w:tcPr>
-            <w:tcW w:w="600" w:type="dxa"/>
-          </w:tcPr>
-          <w:p>
-            <w:pPr>
-              <w:spacing w:after="60" w:line="240" w:lineRule="auto"/>
+        <w:trPr>
+          <w:cantSplit/>
+        </w:trPr>
+        <w:tc>
+          <w:tcPr>
+            <w:tcW w:w="700" w:type="dxa"/>
+            <w:vAlign w:val="center"/>
+          </w:tcPr>
+          <w:p>
+            <w:pPr>
+              <w:spacing w:before="40" w:after="40" w:line="240" w:lineRule="auto"/>
+              <w:jc w:val="center"/>
             </w:pPr>
             <w:r>
               <w:t xml:space="preserve">6</w:t>
@@ -1077,11 +1230,13 @@
         </w:tc>
         <w:tc>
           <w:tcPr>
-            <w:tcW w:w="3200" w:type="dxa"/>
-          </w:tcPr>
-          <w:p>
-            <w:pPr>
-              <w:spacing w:after="60" w:line="240" w:lineRule="auto"/>
+            <w:tcW w:w="3600" w:type="dxa"/>
+            <w:vAlign w:val="center"/>
+          </w:tcPr>
+          <w:p>
+            <w:pPr>
+              <w:spacing w:before="40" w:after="40" w:line="240" w:lineRule="auto"/>
+              <w:jc w:val="left"/>
             </w:pPr>
             <w:r>
               <w:t xml:space="preserve">Rekomendasi distribusi hasil perikanan untuk SPPG</w:t>
@@ -1090,11 +1245,13 @@
         </w:tc>
         <w:tc>
           <w:tcPr>
-            <w:tcW w:w="5272" w:type="dxa"/>
-          </w:tcPr>
-          <w:p>
-            <w:pPr>
-              <w:spacing w:after="60" w:line="240" w:lineRule="auto"/>
+            <w:tcW w:w="4772" w:type="dxa"/>
+            <w:vAlign w:val="center"/>
+          </w:tcPr>
+          <w:p>
+            <w:pPr>
+              <w:spacing w:before="40" w:after="40" w:line="240" w:lineRule="auto"/>
+              <w:jc w:val="left"/>
             </w:pPr>
             <w:r>
               <w:t xml:space="preserve">Panduan bagi SPPG dalam memilih ikan yang layak untuk program MBG</w:t>
@@ -1103,13 +1260,18 @@
         </w:tc>
       </w:tr>
       <w:tr>
-        <w:tc>
-          <w:tcPr>
-            <w:tcW w:w="600" w:type="dxa"/>
-          </w:tcPr>
-          <w:p>
-            <w:pPr>
-              <w:spacing w:after="60" w:line="240" w:lineRule="auto"/>
+        <w:trPr>
+          <w:cantSplit/>
+        </w:trPr>
+        <w:tc>
+          <w:tcPr>
+            <w:tcW w:w="700" w:type="dxa"/>
+            <w:vAlign w:val="center"/>
+          </w:tcPr>
+          <w:p>
+            <w:pPr>
+              <w:spacing w:before="40" w:after="40" w:line="240" w:lineRule="auto"/>
+              <w:jc w:val="center"/>
             </w:pPr>
             <w:r>
               <w:t xml:space="preserve">7</w:t>
@@ -1118,11 +1280,13 @@
         </w:tc>
         <w:tc>
           <w:tcPr>
-            <w:tcW w:w="3200" w:type="dxa"/>
-          </w:tcPr>
-          <w:p>
-            <w:pPr>
-              <w:spacing w:after="60" w:line="240" w:lineRule="auto"/>
+            <w:tcW w:w="3600" w:type="dxa"/>
+            <w:vAlign w:val="center"/>
+          </w:tcPr>
+          <w:p>
+            <w:pPr>
+              <w:spacing w:before="40" w:after="40" w:line="240" w:lineRule="auto"/>
+              <w:jc w:val="left"/>
             </w:pPr>
             <w:r>
               <w:t xml:space="preserve">Rekomendasi mitigasi pencemaran</w:t>
@@ -1131,11 +1295,13 @@
         </w:tc>
         <w:tc>
           <w:tcPr>
-            <w:tcW w:w="5272" w:type="dxa"/>
-          </w:tcPr>
-          <w:p>
-            <w:pPr>
-              <w:spacing w:after="60" w:line="240" w:lineRule="auto"/>
+            <w:tcW w:w="4772" w:type="dxa"/>
+            <w:vAlign w:val="center"/>
+          </w:tcPr>
+          <w:p>
+            <w:pPr>
+              <w:spacing w:before="40" w:after="40" w:line="240" w:lineRule="auto"/>
+              <w:jc w:val="left"/>
             </w:pPr>
             <w:r>
               <w:t xml:space="preserve">Langkah-langkah mengurangi dampak mikroplastik terhadap hasil perikanan</w:t>
@@ -1179,75 +1345,62 @@
     <w:tbl>
       <w:tblPr>
         <w:tblW w:w="9072" w:type="dxa"/>
+        <w:tblInd w:w="0" w:type="dxa"/>
         <w:tblBorders>
-          <w:top w:val="single" w:sz="4" w:space="0" w:color="000000"/>
-          <w:left w:val="single" w:sz="4" w:space="0" w:color="000000"/>
-          <w:bottom w:val="single" w:sz="4" w:space="0" w:color="000000"/>
-          <w:right w:val="single" w:sz="4" w:space="0" w:color="000000"/>
-          <w:insideH w:val="single" w:sz="4" w:space="0" w:color="000000"/>
-          <w:insideV w:val="single" w:sz="4" w:space="0" w:color="000000"/>
+          <w:top w:val="single" w:sz="6" w:space="0" w:color="000000"/>
+          <w:left w:val="single" w:sz="6" w:space="0" w:color="000000"/>
+          <w:bottom w:val="single" w:sz="6" w:space="0" w:color="000000"/>
+          <w:right w:val="single" w:sz="6" w:space="0" w:color="000000"/>
+          <w:insideH w:val="single" w:sz="6" w:space="0" w:color="000000"/>
+          <w:insideV w:val="single" w:sz="6" w:space="0" w:color="000000"/>
         </w:tblBorders>
-        <w:tblLayout w:type="fixed"/>
+        <w:tblCellMar>
+          <w:top w:w="60" w:type="dxa"/>
+          <w:left w:w="108" w:type="dxa"/>
+          <w:bottom w:w="60" w:type="dxa"/>
+          <w:right w:w="108" w:type="dxa"/>
+        </w:tblCellMar>
       </w:tblPr>
       <w:tblGrid>
-        <w:gridCol w:w="1000"/>
-        <w:gridCol w:w="8072"/>
+        <w:gridCol w:w="9072"/>
       </w:tblGrid>
       <w:tr>
-        <w:tc>
-          <w:tcPr>
-            <w:tcW w:w="1000" w:type="dxa"/>
-          </w:tcPr>
-          <w:p>
-            <w:pPr>
-              <w:spacing w:after="60" w:line="240" w:lineRule="auto"/>
+        <w:trPr>
+          <w:cantSplit/>
+        </w:trPr>
+        <w:tc>
+          <w:tcPr>
+            <w:tcW w:w="9072" w:type="dxa"/>
+            <w:vAlign w:val="center"/>
+            <w:shd w:val="clear" w:color="auto" w:fill="D9E2F3"/>
+          </w:tcPr>
+          <w:p>
+            <w:pPr>
+              <w:spacing w:before="40" w:after="40" w:line="240" w:lineRule="auto"/>
+              <w:jc w:val="center"/>
             </w:pPr>
             <w:r>
               <w:rPr>
                 <w:b/>
               </w:rPr>
-              <w:t xml:space="preserve">Tahap</w:t>
-            </w:r>
-          </w:p>
-        </w:tc>
-        <w:tc>
-          <w:tcPr>
-            <w:tcW w:w="8072" w:type="dxa"/>
-          </w:tcPr>
-          <w:p>
-            <w:pPr>
-              <w:spacing w:after="60" w:line="240" w:lineRule="auto"/>
-            </w:pPr>
-            <w:r>
-              <w:rPr>
-                <w:b/>
-              </w:rPr>
-              <w:t xml:space="preserve">Proses</w:t>
-            </w:r>
-          </w:p>
-        </w:tc>
-      </w:tr>
-      <w:tr>
-        <w:tc>
-          <w:tcPr>
-            <w:tcW w:w="1000" w:type="dxa"/>
-          </w:tcPr>
-          <w:p>
-            <w:pPr>
-              <w:spacing w:after="60" w:line="240" w:lineRule="auto"/>
-            </w:pPr>
-            <w:r>
-              <w:t xml:space="preserve">1</w:t>
-            </w:r>
-          </w:p>
-        </w:tc>
-        <w:tc>
-          <w:tcPr>
-            <w:tcW w:w="8072" w:type="dxa"/>
-          </w:tcPr>
-          <w:p>
-            <w:pPr>
-              <w:spacing w:after="60" w:line="240" w:lineRule="auto"/>
+              <w:t xml:space="preserve">ALUR DISTRIBUSI HASIL PERIKANAN UNTUK PROGRAM MBG</w:t>
+            </w:r>
+          </w:p>
+        </w:tc>
+      </w:tr>
+      <w:tr>
+        <w:trPr>
+          <w:cantSplit/>
+        </w:trPr>
+        <w:tc>
+          <w:tcPr>
+            <w:tcW w:w="9072" w:type="dxa"/>
+            <w:vAlign w:val="center"/>
+          </w:tcPr>
+          <w:p>
+            <w:pPr>
+              <w:spacing w:before="40" w:after="40" w:line="240" w:lineRule="auto"/>
+              <w:jc w:val="center"/>
             </w:pPr>
             <w:r>
               <w:t xml:space="preserve">Fishing Ground Aktif</w:t>
@@ -1256,26 +1409,38 @@
         </w:tc>
       </w:tr>
       <w:tr>
-        <w:tc>
-          <w:tcPr>
-            <w:tcW w:w="1000" w:type="dxa"/>
-          </w:tcPr>
-          <w:p>
-            <w:pPr>
-              <w:spacing w:after="60" w:line="240" w:lineRule="auto"/>
-            </w:pPr>
-            <w:r>
-              <w:t xml:space="preserve">2</w:t>
-            </w:r>
-          </w:p>
-        </w:tc>
-        <w:tc>
-          <w:tcPr>
-            <w:tcW w:w="8072" w:type="dxa"/>
-          </w:tcPr>
-          <w:p>
-            <w:pPr>
-              <w:spacing w:after="60" w:line="240" w:lineRule="auto"/>
+        <w:trPr>
+          <w:cantSplit/>
+        </w:trPr>
+        <w:tc>
+          <w:tcPr>
+            <w:tcW w:w="9072" w:type="dxa"/>
+            <w:vAlign w:val="center"/>
+          </w:tcPr>
+          <w:p>
+            <w:pPr>
+              <w:spacing w:before="40" w:after="40" w:line="240" w:lineRule="auto"/>
+              <w:jc w:val="center"/>
+            </w:pPr>
+            <w:r>
+              <w:t xml:space="preserve">↓</w:t>
+            </w:r>
+          </w:p>
+        </w:tc>
+      </w:tr>
+      <w:tr>
+        <w:trPr>
+          <w:cantSplit/>
+        </w:trPr>
+        <w:tc>
+          <w:tcPr>
+            <w:tcW w:w="9072" w:type="dxa"/>
+            <w:vAlign w:val="center"/>
+          </w:tcPr>
+          <w:p>
+            <w:pPr>
+              <w:spacing w:before="40" w:after="40" w:line="240" w:lineRule="auto"/>
+              <w:jc w:val="center"/>
             </w:pPr>
             <w:r>
               <w:t xml:space="preserve">Penangkapan Ikan Demersal (Sondong &amp; Bottom Gill Net)</w:t>
@@ -1284,26 +1449,38 @@
         </w:tc>
       </w:tr>
       <w:tr>
-        <w:tc>
-          <w:tcPr>
-            <w:tcW w:w="1000" w:type="dxa"/>
-          </w:tcPr>
-          <w:p>
-            <w:pPr>
-              <w:spacing w:after="60" w:line="240" w:lineRule="auto"/>
-            </w:pPr>
-            <w:r>
-              <w:t xml:space="preserve">3</w:t>
-            </w:r>
-          </w:p>
-        </w:tc>
-        <w:tc>
-          <w:tcPr>
-            <w:tcW w:w="8072" w:type="dxa"/>
-          </w:tcPr>
-          <w:p>
-            <w:pPr>
-              <w:spacing w:after="60" w:line="240" w:lineRule="auto"/>
+        <w:trPr>
+          <w:cantSplit/>
+        </w:trPr>
+        <w:tc>
+          <w:tcPr>
+            <w:tcW w:w="9072" w:type="dxa"/>
+            <w:vAlign w:val="center"/>
+          </w:tcPr>
+          <w:p>
+            <w:pPr>
+              <w:spacing w:before="40" w:after="40" w:line="240" w:lineRule="auto"/>
+              <w:jc w:val="center"/>
+            </w:pPr>
+            <w:r>
+              <w:t xml:space="preserve">↓</w:t>
+            </w:r>
+          </w:p>
+        </w:tc>
+      </w:tr>
+      <w:tr>
+        <w:trPr>
+          <w:cantSplit/>
+        </w:trPr>
+        <w:tc>
+          <w:tcPr>
+            <w:tcW w:w="9072" w:type="dxa"/>
+            <w:vAlign w:val="center"/>
+          </w:tcPr>
+          <w:p>
+            <w:pPr>
+              <w:spacing w:before="40" w:after="40" w:line="240" w:lineRule="auto"/>
+              <w:jc w:val="center"/>
             </w:pPr>
             <w:r>
               <w:t xml:space="preserve">Uji Kualitas &amp; Keamanan Pangan (Analisis Mikroplastik, Kontaminan, Kesegaran)</w:t>
@@ -1312,82 +1489,98 @@
         </w:tc>
       </w:tr>
       <w:tr>
-        <w:tc>
-          <w:tcPr>
-            <w:tcW w:w="1000" w:type="dxa"/>
-          </w:tcPr>
-          <w:p>
-            <w:pPr>
-              <w:spacing w:after="60" w:line="240" w:lineRule="auto"/>
-            </w:pPr>
-            <w:r>
-              <w:t xml:space="preserve">4a</w:t>
-            </w:r>
-          </w:p>
-        </w:tc>
-        <w:tc>
-          <w:tcPr>
-            <w:tcW w:w="8072" w:type="dxa"/>
-          </w:tcPr>
-          <w:p>
-            <w:pPr>
-              <w:spacing w:after="60" w:line="240" w:lineRule="auto"/>
-            </w:pPr>
-            <w:r>
-              <w:t xml:space="preserve">[LAYAK] --&gt; SPPG (Sentra Pengolahan Pangan Gabungan)</w:t>
-            </w:r>
-          </w:p>
-        </w:tc>
-      </w:tr>
-      <w:tr>
-        <w:tc>
-          <w:tcPr>
-            <w:tcW w:w="1000" w:type="dxa"/>
-          </w:tcPr>
-          <w:p>
-            <w:pPr>
-              <w:spacing w:after="60" w:line="240" w:lineRule="auto"/>
-            </w:pPr>
-            <w:r>
-              <w:t xml:space="preserve">4b</w:t>
-            </w:r>
-          </w:p>
-        </w:tc>
-        <w:tc>
-          <w:tcPr>
-            <w:tcW w:w="8072" w:type="dxa"/>
-          </w:tcPr>
-          <w:p>
-            <w:pPr>
-              <w:spacing w:after="60" w:line="240" w:lineRule="auto"/>
-            </w:pPr>
-            <w:r>
-              <w:t xml:space="preserve">[TIDAK LAYAK] --&gt; Ditolak / Dialihkan ke penggunaan non-pangan</w:t>
-            </w:r>
-          </w:p>
-        </w:tc>
-      </w:tr>
-      <w:tr>
-        <w:tc>
-          <w:tcPr>
-            <w:tcW w:w="1000" w:type="dxa"/>
-          </w:tcPr>
-          <w:p>
-            <w:pPr>
-              <w:spacing w:after="60" w:line="240" w:lineRule="auto"/>
-            </w:pPr>
-            <w:r>
-              <w:t xml:space="preserve">5</w:t>
-            </w:r>
-          </w:p>
-        </w:tc>
-        <w:tc>
-          <w:tcPr>
-            <w:tcW w:w="8072" w:type="dxa"/>
-          </w:tcPr>
-          <w:p>
-            <w:pPr>
-              <w:spacing w:after="60" w:line="240" w:lineRule="auto"/>
+        <w:trPr>
+          <w:cantSplit/>
+        </w:trPr>
+        <w:tc>
+          <w:tcPr>
+            <w:tcW w:w="9072" w:type="dxa"/>
+            <w:vAlign w:val="center"/>
+          </w:tcPr>
+          <w:p>
+            <w:pPr>
+              <w:spacing w:before="40" w:after="40" w:line="240" w:lineRule="auto"/>
+              <w:jc w:val="center"/>
+            </w:pPr>
+            <w:r>
+              <w:t xml:space="preserve">↓</w:t>
+            </w:r>
+          </w:p>
+        </w:tc>
+      </w:tr>
+      <w:tr>
+        <w:trPr>
+          <w:cantSplit/>
+        </w:trPr>
+        <w:tc>
+          <w:tcPr>
+            <w:tcW w:w="9072" w:type="dxa"/>
+            <w:vAlign w:val="center"/>
+          </w:tcPr>
+          <w:p>
+            <w:pPr>
+              <w:spacing w:before="40" w:after="40" w:line="240" w:lineRule="auto"/>
+              <w:jc w:val="center"/>
+            </w:pPr>
+            <w:r>
+              <w:t xml:space="preserve">[LAYAK] → Diteruskan ke SPPG (Sentra Pengolahan Pangan Gabungan)</w:t>
+            </w:r>
+          </w:p>
+        </w:tc>
+      </w:tr>
+      <w:tr>
+        <w:trPr>
+          <w:cantSplit/>
+        </w:trPr>
+        <w:tc>
+          <w:tcPr>
+            <w:tcW w:w="9072" w:type="dxa"/>
+            <w:vAlign w:val="center"/>
+          </w:tcPr>
+          <w:p>
+            <w:pPr>
+              <w:spacing w:before="40" w:after="40" w:line="240" w:lineRule="auto"/>
+              <w:jc w:val="center"/>
+            </w:pPr>
+            <w:r>
+              <w:t xml:space="preserve">[TIDAK LAYAK] → Ditolak / Dialihkan ke penggunaan non-pangan</w:t>
+            </w:r>
+          </w:p>
+        </w:tc>
+      </w:tr>
+      <w:tr>
+        <w:trPr>
+          <w:cantSplit/>
+        </w:trPr>
+        <w:tc>
+          <w:tcPr>
+            <w:tcW w:w="9072" w:type="dxa"/>
+            <w:vAlign w:val="center"/>
+          </w:tcPr>
+          <w:p>
+            <w:pPr>
+              <w:spacing w:before="40" w:after="40" w:line="240" w:lineRule="auto"/>
+              <w:jc w:val="center"/>
+            </w:pPr>
+            <w:r>
+              <w:t xml:space="preserve">↓</w:t>
+            </w:r>
+          </w:p>
+        </w:tc>
+      </w:tr>
+      <w:tr>
+        <w:trPr>
+          <w:cantSplit/>
+        </w:trPr>
+        <w:tc>
+          <w:tcPr>
+            <w:tcW w:w="9072" w:type="dxa"/>
+            <w:vAlign w:val="center"/>
+          </w:tcPr>
+          <w:p>
+            <w:pPr>
+              <w:spacing w:before="40" w:after="40" w:line="240" w:lineRule="auto"/>
+              <w:jc w:val="center"/>
             </w:pPr>
             <w:r>
               <w:t xml:space="preserve">Pengolahan &amp; Pengemasan di SPPG</w:t>
@@ -1396,26 +1589,38 @@
         </w:tc>
       </w:tr>
       <w:tr>
-        <w:tc>
-          <w:tcPr>
-            <w:tcW w:w="1000" w:type="dxa"/>
-          </w:tcPr>
-          <w:p>
-            <w:pPr>
-              <w:spacing w:after="60" w:line="240" w:lineRule="auto"/>
-            </w:pPr>
-            <w:r>
-              <w:t xml:space="preserve">6</w:t>
-            </w:r>
-          </w:p>
-        </w:tc>
-        <w:tc>
-          <w:tcPr>
-            <w:tcW w:w="8072" w:type="dxa"/>
-          </w:tcPr>
-          <w:p>
-            <w:pPr>
-              <w:spacing w:after="60" w:line="240" w:lineRule="auto"/>
+        <w:trPr>
+          <w:cantSplit/>
+        </w:trPr>
+        <w:tc>
+          <w:tcPr>
+            <w:tcW w:w="9072" w:type="dxa"/>
+            <w:vAlign w:val="center"/>
+          </w:tcPr>
+          <w:p>
+            <w:pPr>
+              <w:spacing w:before="40" w:after="40" w:line="240" w:lineRule="auto"/>
+              <w:jc w:val="center"/>
+            </w:pPr>
+            <w:r>
+              <w:t xml:space="preserve">↓</w:t>
+            </w:r>
+          </w:p>
+        </w:tc>
+      </w:tr>
+      <w:tr>
+        <w:trPr>
+          <w:cantSplit/>
+        </w:trPr>
+        <w:tc>
+          <w:tcPr>
+            <w:tcW w:w="9072" w:type="dxa"/>
+            <w:vAlign w:val="center"/>
+          </w:tcPr>
+          <w:p>
+            <w:pPr>
+              <w:spacing w:before="40" w:after="40" w:line="240" w:lineRule="auto"/>
+              <w:jc w:val="center"/>
             </w:pPr>
             <w:r>
               <w:t xml:space="preserve">Distribusi ke Program MBG (Sekolah &amp; Kelompok Sasaran)</w:t>
@@ -1539,32 +1744,44 @@
     <w:tbl>
       <w:tblPr>
         <w:tblW w:w="9072" w:type="dxa"/>
+        <w:tblInd w:w="0" w:type="dxa"/>
         <w:tblBorders>
-          <w:top w:val="single" w:sz="4" w:space="0" w:color="000000"/>
-          <w:left w:val="single" w:sz="4" w:space="0" w:color="000000"/>
-          <w:bottom w:val="single" w:sz="4" w:space="0" w:color="000000"/>
-          <w:right w:val="single" w:sz="4" w:space="0" w:color="000000"/>
-          <w:insideH w:val="single" w:sz="4" w:space="0" w:color="000000"/>
-          <w:insideV w:val="single" w:sz="4" w:space="0" w:color="000000"/>
+          <w:top w:val="single" w:sz="6" w:space="0" w:color="000000"/>
+          <w:left w:val="single" w:sz="6" w:space="0" w:color="000000"/>
+          <w:bottom w:val="single" w:sz="6" w:space="0" w:color="000000"/>
+          <w:right w:val="single" w:sz="6" w:space="0" w:color="000000"/>
+          <w:insideH w:val="single" w:sz="6" w:space="0" w:color="000000"/>
+          <w:insideV w:val="single" w:sz="6" w:space="0" w:color="000000"/>
         </w:tblBorders>
-        <w:tblLayout w:type="fixed"/>
+        <w:tblCellMar>
+          <w:top w:w="60" w:type="dxa"/>
+          <w:left w:w="108" w:type="dxa"/>
+          <w:bottom w:w="60" w:type="dxa"/>
+          <w:right w:w="108" w:type="dxa"/>
+        </w:tblCellMar>
       </w:tblPr>
       <w:tblGrid>
-        <w:gridCol w:w="3072"/>
-        <w:gridCol w:w="1200"/>
-        <w:gridCol w:w="1200"/>
-        <w:gridCol w:w="1200"/>
-        <w:gridCol w:w="1200"/>
-        <w:gridCol w:w="1200"/>
+        <w:gridCol w:w="3572"/>
+        <w:gridCol w:w="1100"/>
+        <w:gridCol w:w="1100"/>
+        <w:gridCol w:w="1100"/>
+        <w:gridCol w:w="1100"/>
+        <w:gridCol w:w="1100"/>
       </w:tblGrid>
       <w:tr>
-        <w:tc>
-          <w:tcPr>
-            <w:tcW w:w="3072" w:type="dxa"/>
-          </w:tcPr>
-          <w:p>
-            <w:pPr>
-              <w:spacing w:after="60" w:line="240" w:lineRule="auto"/>
+        <w:trPr>
+          <w:cantSplit/>
+        </w:trPr>
+        <w:tc>
+          <w:tcPr>
+            <w:tcW w:w="3572" w:type="dxa"/>
+            <w:vAlign w:val="center"/>
+            <w:shd w:val="clear" w:color="auto" w:fill="D9E2F3"/>
+          </w:tcPr>
+          <w:p>
+            <w:pPr>
+              <w:spacing w:before="40" w:after="40" w:line="240" w:lineRule="auto"/>
+              <w:jc w:val="center"/>
             </w:pPr>
             <w:r>
               <w:rPr>
@@ -1576,11 +1793,14 @@
         </w:tc>
         <w:tc>
           <w:tcPr>
-            <w:tcW w:w="1200" w:type="dxa"/>
-          </w:tcPr>
-          <w:p>
-            <w:pPr>
-              <w:spacing w:after="60" w:line="240" w:lineRule="auto"/>
+            <w:tcW w:w="1100" w:type="dxa"/>
+            <w:vAlign w:val="center"/>
+            <w:shd w:val="clear" w:color="auto" w:fill="D9E2F3"/>
+          </w:tcPr>
+          <w:p>
+            <w:pPr>
+              <w:spacing w:before="40" w:after="40" w:line="240" w:lineRule="auto"/>
+              <w:jc w:val="center"/>
             </w:pPr>
             <w:r>
               <w:rPr>
@@ -1592,11 +1812,14 @@
         </w:tc>
         <w:tc>
           <w:tcPr>
-            <w:tcW w:w="1200" w:type="dxa"/>
-          </w:tcPr>
-          <w:p>
-            <w:pPr>
-              <w:spacing w:after="60" w:line="240" w:lineRule="auto"/>
+            <w:tcW w:w="1100" w:type="dxa"/>
+            <w:vAlign w:val="center"/>
+            <w:shd w:val="clear" w:color="auto" w:fill="D9E2F3"/>
+          </w:tcPr>
+          <w:p>
+            <w:pPr>
+              <w:spacing w:before="40" w:after="40" w:line="240" w:lineRule="auto"/>
+              <w:jc w:val="center"/>
             </w:pPr>
             <w:r>
               <w:rPr>
@@ -1608,11 +1831,14 @@
         </w:tc>
         <w:tc>
           <w:tcPr>
-            <w:tcW w:w="1200" w:type="dxa"/>
-          </w:tcPr>
-          <w:p>
-            <w:pPr>
-              <w:spacing w:after="60" w:line="240" w:lineRule="auto"/>
+            <w:tcW w:w="1100" w:type="dxa"/>
+            <w:vAlign w:val="center"/>
+            <w:shd w:val="clear" w:color="auto" w:fill="D9E2F3"/>
+          </w:tcPr>
+          <w:p>
+            <w:pPr>
+              <w:spacing w:before="40" w:after="40" w:line="240" w:lineRule="auto"/>
+              <w:jc w:val="center"/>
             </w:pPr>
             <w:r>
               <w:rPr>
@@ -1624,11 +1850,14 @@
         </w:tc>
         <w:tc>
           <w:tcPr>
-            <w:tcW w:w="1200" w:type="dxa"/>
-          </w:tcPr>
-          <w:p>
-            <w:pPr>
-              <w:spacing w:after="60" w:line="240" w:lineRule="auto"/>
+            <w:tcW w:w="1100" w:type="dxa"/>
+            <w:vAlign w:val="center"/>
+            <w:shd w:val="clear" w:color="auto" w:fill="D9E2F3"/>
+          </w:tcPr>
+          <w:p>
+            <w:pPr>
+              <w:spacing w:before="40" w:after="40" w:line="240" w:lineRule="auto"/>
+              <w:jc w:val="center"/>
             </w:pPr>
             <w:r>
               <w:rPr>
@@ -1640,11 +1869,14 @@
         </w:tc>
         <w:tc>
           <w:tcPr>
-            <w:tcW w:w="1200" w:type="dxa"/>
-          </w:tcPr>
-          <w:p>
-            <w:pPr>
-              <w:spacing w:after="60" w:line="240" w:lineRule="auto"/>
+            <w:tcW w:w="1100" w:type="dxa"/>
+            <w:vAlign w:val="center"/>
+            <w:shd w:val="clear" w:color="auto" w:fill="D9E2F3"/>
+          </w:tcPr>
+          <w:p>
+            <w:pPr>
+              <w:spacing w:before="40" w:after="40" w:line="240" w:lineRule="auto"/>
+              <w:jc w:val="center"/>
             </w:pPr>
             <w:r>
               <w:rPr>
@@ -1656,13 +1888,18 @@
         </w:tc>
       </w:tr>
       <w:tr>
-        <w:tc>
-          <w:tcPr>
-            <w:tcW w:w="3072" w:type="dxa"/>
-          </w:tcPr>
-          <w:p>
-            <w:pPr>
-              <w:spacing w:after="60" w:line="240" w:lineRule="auto"/>
+        <w:trPr>
+          <w:cantSplit/>
+        </w:trPr>
+        <w:tc>
+          <w:tcPr>
+            <w:tcW w:w="3572" w:type="dxa"/>
+            <w:vAlign w:val="center"/>
+          </w:tcPr>
+          <w:p>
+            <w:pPr>
+              <w:spacing w:before="40" w:after="40" w:line="240" w:lineRule="auto"/>
+              <w:jc w:val="left"/>
             </w:pPr>
             <w:r>
               <w:t xml:space="preserve">Persiapan &amp; survei awal</w:t>
@@ -1671,11 +1908,13 @@
         </w:tc>
         <w:tc>
           <w:tcPr>
-            <w:tcW w:w="1200" w:type="dxa"/>
-          </w:tcPr>
-          <w:p>
-            <w:pPr>
-              <w:spacing w:after="60" w:line="240" w:lineRule="auto"/>
+            <w:tcW w:w="1100" w:type="dxa"/>
+            <w:vAlign w:val="center"/>
+          </w:tcPr>
+          <w:p>
+            <w:pPr>
+              <w:spacing w:before="40" w:after="40" w:line="240" w:lineRule="auto"/>
+              <w:jc w:val="center"/>
             </w:pPr>
             <w:r>
               <w:t xml:space="preserve">X</w:t>
@@ -1684,11 +1923,13 @@
         </w:tc>
         <w:tc>
           <w:tcPr>
-            <w:tcW w:w="1200" w:type="dxa"/>
-          </w:tcPr>
-          <w:p>
-            <w:pPr>
-              <w:spacing w:after="60" w:line="240" w:lineRule="auto"/>
+            <w:tcW w:w="1100" w:type="dxa"/>
+            <w:vAlign w:val="center"/>
+          </w:tcPr>
+          <w:p>
+            <w:pPr>
+              <w:spacing w:before="40" w:after="40" w:line="240" w:lineRule="auto"/>
+              <w:jc w:val="center"/>
             </w:pPr>
             <w:r>
               <w:t xml:space="preserve"/>
@@ -1697,11 +1938,13 @@
         </w:tc>
         <w:tc>
           <w:tcPr>
-            <w:tcW w:w="1200" w:type="dxa"/>
-          </w:tcPr>
-          <w:p>
-            <w:pPr>
-              <w:spacing w:after="60" w:line="240" w:lineRule="auto"/>
+            <w:tcW w:w="1100" w:type="dxa"/>
+            <w:vAlign w:val="center"/>
+          </w:tcPr>
+          <w:p>
+            <w:pPr>
+              <w:spacing w:before="40" w:after="40" w:line="240" w:lineRule="auto"/>
+              <w:jc w:val="center"/>
             </w:pPr>
             <w:r>
               <w:t xml:space="preserve"/>
@@ -1710,11 +1953,13 @@
         </w:tc>
         <w:tc>
           <w:tcPr>
-            <w:tcW w:w="1200" w:type="dxa"/>
-          </w:tcPr>
-          <w:p>
-            <w:pPr>
-              <w:spacing w:after="60" w:line="240" w:lineRule="auto"/>
+            <w:tcW w:w="1100" w:type="dxa"/>
+            <w:vAlign w:val="center"/>
+          </w:tcPr>
+          <w:p>
+            <w:pPr>
+              <w:spacing w:before="40" w:after="40" w:line="240" w:lineRule="auto"/>
+              <w:jc w:val="center"/>
             </w:pPr>
             <w:r>
               <w:t xml:space="preserve"/>
@@ -1723,11 +1968,13 @@
         </w:tc>
         <w:tc>
           <w:tcPr>
-            <w:tcW w:w="1200" w:type="dxa"/>
-          </w:tcPr>
-          <w:p>
-            <w:pPr>
-              <w:spacing w:after="60" w:line="240" w:lineRule="auto"/>
+            <w:tcW w:w="1100" w:type="dxa"/>
+            <w:vAlign w:val="center"/>
+          </w:tcPr>
+          <w:p>
+            <w:pPr>
+              <w:spacing w:before="40" w:after="40" w:line="240" w:lineRule="auto"/>
+              <w:jc w:val="center"/>
             </w:pPr>
             <w:r>
               <w:t xml:space="preserve"/>
@@ -1736,13 +1983,18 @@
         </w:tc>
       </w:tr>
       <w:tr>
-        <w:tc>
-          <w:tcPr>
-            <w:tcW w:w="3072" w:type="dxa"/>
-          </w:tcPr>
-          <w:p>
-            <w:pPr>
-              <w:spacing w:after="60" w:line="240" w:lineRule="auto"/>
+        <w:trPr>
+          <w:cantSplit/>
+        </w:trPr>
+        <w:tc>
+          <w:tcPr>
+            <w:tcW w:w="3572" w:type="dxa"/>
+            <w:vAlign w:val="center"/>
+          </w:tcPr>
+          <w:p>
+            <w:pPr>
+              <w:spacing w:before="40" w:after="40" w:line="240" w:lineRule="auto"/>
+              <w:jc w:val="left"/>
             </w:pPr>
             <w:r>
               <w:t xml:space="preserve">Pengambilan data Musim Timur</w:t>
@@ -1751,11 +2003,13 @@
         </w:tc>
         <w:tc>
           <w:tcPr>
-            <w:tcW w:w="1200" w:type="dxa"/>
-          </w:tcPr>
-          <w:p>
-            <w:pPr>
-              <w:spacing w:after="60" w:line="240" w:lineRule="auto"/>
+            <w:tcW w:w="1100" w:type="dxa"/>
+            <w:vAlign w:val="center"/>
+          </w:tcPr>
+          <w:p>
+            <w:pPr>
+              <w:spacing w:before="40" w:after="40" w:line="240" w:lineRule="auto"/>
+              <w:jc w:val="center"/>
             </w:pPr>
             <w:r>
               <w:t xml:space="preserve"/>
@@ -1764,11 +2018,13 @@
         </w:tc>
         <w:tc>
           <w:tcPr>
-            <w:tcW w:w="1200" w:type="dxa"/>
-          </w:tcPr>
-          <w:p>
-            <w:pPr>
-              <w:spacing w:after="60" w:line="240" w:lineRule="auto"/>
+            <w:tcW w:w="1100" w:type="dxa"/>
+            <w:vAlign w:val="center"/>
+          </w:tcPr>
+          <w:p>
+            <w:pPr>
+              <w:spacing w:before="40" w:after="40" w:line="240" w:lineRule="auto"/>
+              <w:jc w:val="center"/>
             </w:pPr>
             <w:r>
               <w:t xml:space="preserve">X</w:t>
@@ -1777,11 +2033,13 @@
         </w:tc>
         <w:tc>
           <w:tcPr>
-            <w:tcW w:w="1200" w:type="dxa"/>
-          </w:tcPr>
-          <w:p>
-            <w:pPr>
-              <w:spacing w:after="60" w:line="240" w:lineRule="auto"/>
+            <w:tcW w:w="1100" w:type="dxa"/>
+            <w:vAlign w:val="center"/>
+          </w:tcPr>
+          <w:p>
+            <w:pPr>
+              <w:spacing w:before="40" w:after="40" w:line="240" w:lineRule="auto"/>
+              <w:jc w:val="center"/>
             </w:pPr>
             <w:r>
               <w:t xml:space="preserve"/>
@@ -1790,11 +2048,13 @@
         </w:tc>
         <w:tc>
           <w:tcPr>
-            <w:tcW w:w="1200" w:type="dxa"/>
-          </w:tcPr>
-          <w:p>
-            <w:pPr>
-              <w:spacing w:after="60" w:line="240" w:lineRule="auto"/>
+            <w:tcW w:w="1100" w:type="dxa"/>
+            <w:vAlign w:val="center"/>
+          </w:tcPr>
+          <w:p>
+            <w:pPr>
+              <w:spacing w:before="40" w:after="40" w:line="240" w:lineRule="auto"/>
+              <w:jc w:val="center"/>
             </w:pPr>
             <w:r>
               <w:t xml:space="preserve"/>
@@ -1803,11 +2063,13 @@
         </w:tc>
         <w:tc>
           <w:tcPr>
-            <w:tcW w:w="1200" w:type="dxa"/>
-          </w:tcPr>
-          <w:p>
-            <w:pPr>
-              <w:spacing w:after="60" w:line="240" w:lineRule="auto"/>
+            <w:tcW w:w="1100" w:type="dxa"/>
+            <w:vAlign w:val="center"/>
+          </w:tcPr>
+          <w:p>
+            <w:pPr>
+              <w:spacing w:before="40" w:after="40" w:line="240" w:lineRule="auto"/>
+              <w:jc w:val="center"/>
             </w:pPr>
             <w:r>
               <w:t xml:space="preserve"/>
@@ -1816,13 +2078,18 @@
         </w:tc>
       </w:tr>
       <w:tr>
-        <w:tc>
-          <w:tcPr>
-            <w:tcW w:w="3072" w:type="dxa"/>
-          </w:tcPr>
-          <w:p>
-            <w:pPr>
-              <w:spacing w:after="60" w:line="240" w:lineRule="auto"/>
+        <w:trPr>
+          <w:cantSplit/>
+        </w:trPr>
+        <w:tc>
+          <w:tcPr>
+            <w:tcW w:w="3572" w:type="dxa"/>
+            <w:vAlign w:val="center"/>
+          </w:tcPr>
+          <w:p>
+            <w:pPr>
+              <w:spacing w:before="40" w:after="40" w:line="240" w:lineRule="auto"/>
+              <w:jc w:val="left"/>
             </w:pPr>
             <w:r>
               <w:t xml:space="preserve">Pengambilan data Musim Peralihan</w:t>
@@ -1831,11 +2098,13 @@
         </w:tc>
         <w:tc>
           <w:tcPr>
-            <w:tcW w:w="1200" w:type="dxa"/>
-          </w:tcPr>
-          <w:p>
-            <w:pPr>
-              <w:spacing w:after="60" w:line="240" w:lineRule="auto"/>
+            <w:tcW w:w="1100" w:type="dxa"/>
+            <w:vAlign w:val="center"/>
+          </w:tcPr>
+          <w:p>
+            <w:pPr>
+              <w:spacing w:before="40" w:after="40" w:line="240" w:lineRule="auto"/>
+              <w:jc w:val="center"/>
             </w:pPr>
             <w:r>
               <w:t xml:space="preserve"/>
@@ -1844,11 +2113,13 @@
         </w:tc>
         <w:tc>
           <w:tcPr>
-            <w:tcW w:w="1200" w:type="dxa"/>
-          </w:tcPr>
-          <w:p>
-            <w:pPr>
-              <w:spacing w:after="60" w:line="240" w:lineRule="auto"/>
+            <w:tcW w:w="1100" w:type="dxa"/>
+            <w:vAlign w:val="center"/>
+          </w:tcPr>
+          <w:p>
+            <w:pPr>
+              <w:spacing w:before="40" w:after="40" w:line="240" w:lineRule="auto"/>
+              <w:jc w:val="center"/>
             </w:pPr>
             <w:r>
               <w:t xml:space="preserve"/>
@@ -1857,11 +2128,13 @@
         </w:tc>
         <w:tc>
           <w:tcPr>
-            <w:tcW w:w="1200" w:type="dxa"/>
-          </w:tcPr>
-          <w:p>
-            <w:pPr>
-              <w:spacing w:after="60" w:line="240" w:lineRule="auto"/>
+            <w:tcW w:w="1100" w:type="dxa"/>
+            <w:vAlign w:val="center"/>
+          </w:tcPr>
+          <w:p>
+            <w:pPr>
+              <w:spacing w:before="40" w:after="40" w:line="240" w:lineRule="auto"/>
+              <w:jc w:val="center"/>
             </w:pPr>
             <w:r>
               <w:t xml:space="preserve">X</w:t>
@@ -1870,11 +2143,13 @@
         </w:tc>
         <w:tc>
           <w:tcPr>
-            <w:tcW w:w="1200" w:type="dxa"/>
-          </w:tcPr>
-          <w:p>
-            <w:pPr>
-              <w:spacing w:after="60" w:line="240" w:lineRule="auto"/>
+            <w:tcW w:w="1100" w:type="dxa"/>
+            <w:vAlign w:val="center"/>
+          </w:tcPr>
+          <w:p>
+            <w:pPr>
+              <w:spacing w:before="40" w:after="40" w:line="240" w:lineRule="auto"/>
+              <w:jc w:val="center"/>
             </w:pPr>
             <w:r>
               <w:t xml:space="preserve"/>
@@ -1883,11 +2158,13 @@
         </w:tc>
         <w:tc>
           <w:tcPr>
-            <w:tcW w:w="1200" w:type="dxa"/>
-          </w:tcPr>
-          <w:p>
-            <w:pPr>
-              <w:spacing w:after="60" w:line="240" w:lineRule="auto"/>
+            <w:tcW w:w="1100" w:type="dxa"/>
+            <w:vAlign w:val="center"/>
+          </w:tcPr>
+          <w:p>
+            <w:pPr>
+              <w:spacing w:before="40" w:after="40" w:line="240" w:lineRule="auto"/>
+              <w:jc w:val="center"/>
             </w:pPr>
             <w:r>
               <w:t xml:space="preserve"/>
@@ -1896,13 +2173,18 @@
         </w:tc>
       </w:tr>
       <w:tr>
-        <w:tc>
-          <w:tcPr>
-            <w:tcW w:w="3072" w:type="dxa"/>
-          </w:tcPr>
-          <w:p>
-            <w:pPr>
-              <w:spacing w:after="60" w:line="240" w:lineRule="auto"/>
+        <w:trPr>
+          <w:cantSplit/>
+        </w:trPr>
+        <w:tc>
+          <w:tcPr>
+            <w:tcW w:w="3572" w:type="dxa"/>
+            <w:vAlign w:val="center"/>
+          </w:tcPr>
+          <w:p>
+            <w:pPr>
+              <w:spacing w:before="40" w:after="40" w:line="240" w:lineRule="auto"/>
+              <w:jc w:val="left"/>
             </w:pPr>
             <w:r>
               <w:t xml:space="preserve">Analisis laboratorium</w:t>
@@ -1911,11 +2193,13 @@
         </w:tc>
         <w:tc>
           <w:tcPr>
-            <w:tcW w:w="1200" w:type="dxa"/>
-          </w:tcPr>
-          <w:p>
-            <w:pPr>
-              <w:spacing w:after="60" w:line="240" w:lineRule="auto"/>
+            <w:tcW w:w="1100" w:type="dxa"/>
+            <w:vAlign w:val="center"/>
+          </w:tcPr>
+          <w:p>
+            <w:pPr>
+              <w:spacing w:before="40" w:after="40" w:line="240" w:lineRule="auto"/>
+              <w:jc w:val="center"/>
             </w:pPr>
             <w:r>
               <w:t xml:space="preserve"/>
@@ -1924,11 +2208,13 @@
         </w:tc>
         <w:tc>
           <w:tcPr>
-            <w:tcW w:w="1200" w:type="dxa"/>
-          </w:tcPr>
-          <w:p>
-            <w:pPr>
-              <w:spacing w:after="60" w:line="240" w:lineRule="auto"/>
+            <w:tcW w:w="1100" w:type="dxa"/>
+            <w:vAlign w:val="center"/>
+          </w:tcPr>
+          <w:p>
+            <w:pPr>
+              <w:spacing w:before="40" w:after="40" w:line="240" w:lineRule="auto"/>
+              <w:jc w:val="center"/>
             </w:pPr>
             <w:r>
               <w:t xml:space="preserve"/>
@@ -1937,11 +2223,13 @@
         </w:tc>
         <w:tc>
           <w:tcPr>
-            <w:tcW w:w="1200" w:type="dxa"/>
-          </w:tcPr>
-          <w:p>
-            <w:pPr>
-              <w:spacing w:after="60" w:line="240" w:lineRule="auto"/>
+            <w:tcW w:w="1100" w:type="dxa"/>
+            <w:vAlign w:val="center"/>
+          </w:tcPr>
+          <w:p>
+            <w:pPr>
+              <w:spacing w:before="40" w:after="40" w:line="240" w:lineRule="auto"/>
+              <w:jc w:val="center"/>
             </w:pPr>
             <w:r>
               <w:t xml:space="preserve">X</w:t>
@@ -1950,11 +2238,13 @@
         </w:tc>
         <w:tc>
           <w:tcPr>
-            <w:tcW w:w="1200" w:type="dxa"/>
-          </w:tcPr>
-          <w:p>
-            <w:pPr>
-              <w:spacing w:after="60" w:line="240" w:lineRule="auto"/>
+            <w:tcW w:w="1100" w:type="dxa"/>
+            <w:vAlign w:val="center"/>
+          </w:tcPr>
+          <w:p>
+            <w:pPr>
+              <w:spacing w:before="40" w:after="40" w:line="240" w:lineRule="auto"/>
+              <w:jc w:val="center"/>
             </w:pPr>
             <w:r>
               <w:t xml:space="preserve">X</w:t>
@@ -1963,11 +2253,13 @@
         </w:tc>
         <w:tc>
           <w:tcPr>
-            <w:tcW w:w="1200" w:type="dxa"/>
-          </w:tcPr>
-          <w:p>
-            <w:pPr>
-              <w:spacing w:after="60" w:line="240" w:lineRule="auto"/>
+            <w:tcW w:w="1100" w:type="dxa"/>
+            <w:vAlign w:val="center"/>
+          </w:tcPr>
+          <w:p>
+            <w:pPr>
+              <w:spacing w:before="40" w:after="40" w:line="240" w:lineRule="auto"/>
+              <w:jc w:val="center"/>
             </w:pPr>
             <w:r>
               <w:t xml:space="preserve"/>
@@ -1976,13 +2268,18 @@
         </w:tc>
       </w:tr>
       <w:tr>
-        <w:tc>
-          <w:tcPr>
-            <w:tcW w:w="3072" w:type="dxa"/>
-          </w:tcPr>
-          <w:p>
-            <w:pPr>
-              <w:spacing w:after="60" w:line="240" w:lineRule="auto"/>
+        <w:trPr>
+          <w:cantSplit/>
+        </w:trPr>
+        <w:tc>
+          <w:tcPr>
+            <w:tcW w:w="3572" w:type="dxa"/>
+            <w:vAlign w:val="center"/>
+          </w:tcPr>
+          <w:p>
+            <w:pPr>
+              <w:spacing w:before="40" w:after="40" w:line="240" w:lineRule="auto"/>
+              <w:jc w:val="left"/>
             </w:pPr>
             <w:r>
               <w:t xml:space="preserve">Pengolahan data &amp; analisis</w:t>
@@ -1991,11 +2288,13 @@
         </w:tc>
         <w:tc>
           <w:tcPr>
-            <w:tcW w:w="1200" w:type="dxa"/>
-          </w:tcPr>
-          <w:p>
-            <w:pPr>
-              <w:spacing w:after="60" w:line="240" w:lineRule="auto"/>
+            <w:tcW w:w="1100" w:type="dxa"/>
+            <w:vAlign w:val="center"/>
+          </w:tcPr>
+          <w:p>
+            <w:pPr>
+              <w:spacing w:before="40" w:after="40" w:line="240" w:lineRule="auto"/>
+              <w:jc w:val="center"/>
             </w:pPr>
             <w:r>
               <w:t xml:space="preserve"/>
@@ -2004,11 +2303,13 @@
         </w:tc>
         <w:tc>
           <w:tcPr>
-            <w:tcW w:w="1200" w:type="dxa"/>
-          </w:tcPr>
-          <w:p>
-            <w:pPr>
-              <w:spacing w:after="60" w:line="240" w:lineRule="auto"/>
+            <w:tcW w:w="1100" w:type="dxa"/>
+            <w:vAlign w:val="center"/>
+          </w:tcPr>
+          <w:p>
+            <w:pPr>
+              <w:spacing w:before="40" w:after="40" w:line="240" w:lineRule="auto"/>
+              <w:jc w:val="center"/>
             </w:pPr>
             <w:r>
               <w:t xml:space="preserve"/>
@@ -2017,11 +2318,13 @@
         </w:tc>
         <w:tc>
           <w:tcPr>
-            <w:tcW w:w="1200" w:type="dxa"/>
-          </w:tcPr>
-          <w:p>
-            <w:pPr>
-              <w:spacing w:after="60" w:line="240" w:lineRule="auto"/>
+            <w:tcW w:w="1100" w:type="dxa"/>
+            <w:vAlign w:val="center"/>
+          </w:tcPr>
+          <w:p>
+            <w:pPr>
+              <w:spacing w:before="40" w:after="40" w:line="240" w:lineRule="auto"/>
+              <w:jc w:val="center"/>
             </w:pPr>
             <w:r>
               <w:t xml:space="preserve"/>
@@ -2030,11 +2333,13 @@
         </w:tc>
         <w:tc>
           <w:tcPr>
-            <w:tcW w:w="1200" w:type="dxa"/>
-          </w:tcPr>
-          <w:p>
-            <w:pPr>
-              <w:spacing w:after="60" w:line="240" w:lineRule="auto"/>
+            <w:tcW w:w="1100" w:type="dxa"/>
+            <w:vAlign w:val="center"/>
+          </w:tcPr>
+          <w:p>
+            <w:pPr>
+              <w:spacing w:before="40" w:after="40" w:line="240" w:lineRule="auto"/>
+              <w:jc w:val="center"/>
             </w:pPr>
             <w:r>
               <w:t xml:space="preserve">X</w:t>
@@ -2043,11 +2348,13 @@
         </w:tc>
         <w:tc>
           <w:tcPr>
-            <w:tcW w:w="1200" w:type="dxa"/>
-          </w:tcPr>
-          <w:p>
-            <w:pPr>
-              <w:spacing w:after="60" w:line="240" w:lineRule="auto"/>
+            <w:tcW w:w="1100" w:type="dxa"/>
+            <w:vAlign w:val="center"/>
+          </w:tcPr>
+          <w:p>
+            <w:pPr>
+              <w:spacing w:before="40" w:after="40" w:line="240" w:lineRule="auto"/>
+              <w:jc w:val="center"/>
             </w:pPr>
             <w:r>
               <w:t xml:space="preserve">X</w:t>
@@ -2056,13 +2363,18 @@
         </w:tc>
       </w:tr>
       <w:tr>
-        <w:tc>
-          <w:tcPr>
-            <w:tcW w:w="3072" w:type="dxa"/>
-          </w:tcPr>
-          <w:p>
-            <w:pPr>
-              <w:spacing w:after="60" w:line="240" w:lineRule="auto"/>
+        <w:trPr>
+          <w:cantSplit/>
+        </w:trPr>
+        <w:tc>
+          <w:tcPr>
+            <w:tcW w:w="3572" w:type="dxa"/>
+            <w:vAlign w:val="center"/>
+          </w:tcPr>
+          <w:p>
+            <w:pPr>
+              <w:spacing w:before="40" w:after="40" w:line="240" w:lineRule="auto"/>
+              <w:jc w:val="left"/>
             </w:pPr>
             <w:r>
               <w:t xml:space="preserve">Penulisan tesis</w:t>
@@ -2071,11 +2383,13 @@
         </w:tc>
         <w:tc>
           <w:tcPr>
-            <w:tcW w:w="1200" w:type="dxa"/>
-          </w:tcPr>
-          <w:p>
-            <w:pPr>
-              <w:spacing w:after="60" w:line="240" w:lineRule="auto"/>
+            <w:tcW w:w="1100" w:type="dxa"/>
+            <w:vAlign w:val="center"/>
+          </w:tcPr>
+          <w:p>
+            <w:pPr>
+              <w:spacing w:before="40" w:after="40" w:line="240" w:lineRule="auto"/>
+              <w:jc w:val="center"/>
             </w:pPr>
             <w:r>
               <w:t xml:space="preserve"/>
@@ -2084,11 +2398,13 @@
         </w:tc>
         <w:tc>
           <w:tcPr>
-            <w:tcW w:w="1200" w:type="dxa"/>
-          </w:tcPr>
-          <w:p>
-            <w:pPr>
-              <w:spacing w:after="60" w:line="240" w:lineRule="auto"/>
+            <w:tcW w:w="1100" w:type="dxa"/>
+            <w:vAlign w:val="center"/>
+          </w:tcPr>
+          <w:p>
+            <w:pPr>
+              <w:spacing w:before="40" w:after="40" w:line="240" w:lineRule="auto"/>
+              <w:jc w:val="center"/>
             </w:pPr>
             <w:r>
               <w:t xml:space="preserve"/>
@@ -2097,11 +2413,13 @@
         </w:tc>
         <w:tc>
           <w:tcPr>
-            <w:tcW w:w="1200" w:type="dxa"/>
-          </w:tcPr>
-          <w:p>
-            <w:pPr>
-              <w:spacing w:after="60" w:line="240" w:lineRule="auto"/>
+            <w:tcW w:w="1100" w:type="dxa"/>
+            <w:vAlign w:val="center"/>
+          </w:tcPr>
+          <w:p>
+            <w:pPr>
+              <w:spacing w:before="40" w:after="40" w:line="240" w:lineRule="auto"/>
+              <w:jc w:val="center"/>
             </w:pPr>
             <w:r>
               <w:t xml:space="preserve"/>
@@ -2110,11 +2428,13 @@
         </w:tc>
         <w:tc>
           <w:tcPr>
-            <w:tcW w:w="1200" w:type="dxa"/>
-          </w:tcPr>
-          <w:p>
-            <w:pPr>
-              <w:spacing w:after="60" w:line="240" w:lineRule="auto"/>
+            <w:tcW w:w="1100" w:type="dxa"/>
+            <w:vAlign w:val="center"/>
+          </w:tcPr>
+          <w:p>
+            <w:pPr>
+              <w:spacing w:before="40" w:after="40" w:line="240" w:lineRule="auto"/>
+              <w:jc w:val="center"/>
             </w:pPr>
             <w:r>
               <w:t xml:space="preserve"/>
@@ -2123,11 +2443,13 @@
         </w:tc>
         <w:tc>
           <w:tcPr>
-            <w:tcW w:w="1200" w:type="dxa"/>
-          </w:tcPr>
-          <w:p>
-            <w:pPr>
-              <w:spacing w:after="60" w:line="240" w:lineRule="auto"/>
+            <w:tcW w:w="1100" w:type="dxa"/>
+            <w:vAlign w:val="center"/>
+          </w:tcPr>
+          <w:p>
+            <w:pPr>
+              <w:spacing w:before="40" w:after="40" w:line="240" w:lineRule="auto"/>
+              <w:jc w:val="center"/>
             </w:pPr>
             <w:r>
               <w:t xml:space="preserve">X</w:t>
@@ -2187,10 +2509,6 @@
     </w:sectPr>
   </w:body>
 </w:document>
-</file>
-
-<file path=word/numbering.xml><?xml version="1.0" encoding="utf-8"?>
-<w:numbering xmlns:w="http://schemas.openxmlformats.org/wordprocessingml/2006/main"/>
 </file>
 
 <file path=word/styles.xml><?xml version="1.0" encoding="utf-8"?>
@@ -2205,7 +2523,7 @@
     </w:rPrDefault>
     <w:pPrDefault>
       <w:pPr>
-        <w:spacing w:after="120" w:line="360" w:lineRule="auto"/>
+        <w:spacing w:after="200" w:line="360" w:lineRule="auto"/>
         <w:jc w:val="both"/>
       </w:pPr>
     </w:pPrDefault>
@@ -2217,7 +2535,7 @@
     <w:name w:val="Title"/>
     <w:pPr>
       <w:jc w:val="center"/>
-      <w:spacing w:after="200" w:line="276" w:lineRule="auto"/>
+      <w:spacing w:after="240" w:line="276" w:lineRule="auto"/>
     </w:pPr>
     <w:rPr>
       <w:b/>
@@ -2228,7 +2546,7 @@
   <w:style w:type="paragraph" w:styleId="Heading1">
     <w:name w:val="heading 1"/>
     <w:pPr>
-      <w:spacing w:before="360" w:after="200"/>
+      <w:spacing w:before="480" w:after="240"/>
       <w:jc w:val="left"/>
     </w:pPr>
     <w:rPr>
@@ -2240,7 +2558,7 @@
   <w:style w:type="paragraph" w:styleId="Heading2">
     <w:name w:val="heading 2"/>
     <w:pPr>
-      <w:spacing w:before="240" w:after="120"/>
+      <w:spacing w:before="360" w:after="120"/>
       <w:jc w:val="left"/>
     </w:pPr>
     <w:rPr>
